--- a/DBMS_Stage-3.docx
+++ b/DBMS_Stage-3.docx
@@ -2227,7 +2227,7 @@
                 <w:color w:val="1f1f1f"/>
                 <w:rtl w:val="0"/>
               </w:rPr>
-              <w:t xml:space="preserve">幹員基礎屬性 JSON</w:t>
+              <w:t xml:space="preserve">包含基礎屬性、數值狀態與檔案的JSON</w:t>
             </w:r>
           </w:p>
         </w:tc>
@@ -4116,7 +4116,7 @@
                 <w:color w:val="1f1f1f"/>
                 <w:rtl w:val="0"/>
               </w:rPr>
-              <w:t xml:space="preserve">POST</w:t>
+              <w:t xml:space="preserve">GET</w:t>
             </w:r>
           </w:p>
         </w:tc>
@@ -4148,111 +4148,105 @@
                 <w:color w:val="444746"/>
                 <w:rtl w:val="0"/>
               </w:rPr>
-              <w:t xml:space="preserve">/materials</w:t>
-            </w:r>
-          </w:p>
-        </w:tc>
-        <w:tc>
-          <w:tcPr>
-            <w:tcBorders>
-              <w:top w:color="1f1f1f" w:space="0" w:sz="4" w:val="single"/>
-              <w:left w:color="1f1f1f" w:space="0" w:sz="4" w:val="single"/>
-              <w:bottom w:color="1f1f1f" w:space="0" w:sz="4" w:val="single"/>
-              <w:right w:color="1f1f1f" w:space="0" w:sz="4" w:val="single"/>
-            </w:tcBorders>
-            <w:tcMar>
-              <w:top w:w="240.0" w:type="dxa"/>
-              <w:left w:w="0.0" w:type="dxa"/>
-              <w:bottom w:w="240.0" w:type="dxa"/>
-              <w:right w:w="180.0" w:type="dxa"/>
-            </w:tcMar>
-            <w:vAlign w:val="top"/>
-          </w:tcPr>
-          <w:p>
-            <w:pPr>
-              <w:spacing w:after="480" w:lineRule="auto"/>
-              <w:rPr>
-                <w:color w:val="1f1f1f"/>
-              </w:rPr>
-            </w:pPr>
-            <w:r>
-              <w:rPr>
-                <w:rFonts w:ascii="Arial Unicode MS" w:cs="Arial Unicode MS" w:eastAsia="Arial Unicode MS" w:hAnsi="Arial Unicode MS"/>
-                <w:color w:val="1f1f1f"/>
-                <w:rtl w:val="0"/>
-              </w:rPr>
-              <w:t xml:space="preserve">新增新的材料</w:t>
-            </w:r>
-          </w:p>
-        </w:tc>
-        <w:tc>
-          <w:tcPr>
-            <w:tcBorders>
-              <w:top w:color="1f1f1f" w:space="0" w:sz="4" w:val="single"/>
-              <w:left w:color="1f1f1f" w:space="0" w:sz="4" w:val="single"/>
-              <w:bottom w:color="1f1f1f" w:space="0" w:sz="4" w:val="single"/>
-              <w:right w:color="1f1f1f" w:space="0" w:sz="4" w:val="single"/>
-            </w:tcBorders>
-            <w:tcMar>
-              <w:top w:w="240.0" w:type="dxa"/>
-              <w:left w:w="0.0" w:type="dxa"/>
-              <w:bottom w:w="240.0" w:type="dxa"/>
-              <w:right w:w="180.0" w:type="dxa"/>
-            </w:tcMar>
-            <w:vAlign w:val="top"/>
-          </w:tcPr>
-          <w:p>
-            <w:pPr>
-              <w:spacing w:after="480" w:lineRule="auto"/>
-              <w:rPr>
-                <w:color w:val="1f1f1f"/>
-              </w:rPr>
-            </w:pPr>
-            <w:r>
-              <w:rPr>
-                <w:rFonts w:ascii="Arial Unicode MS" w:cs="Arial Unicode MS" w:eastAsia="Arial Unicode MS" w:hAnsi="Arial Unicode MS"/>
-                <w:color w:val="1f1f1f"/>
-                <w:rtl w:val="0"/>
-              </w:rPr>
-              <w:t xml:space="preserve">包含材料資訊以及在哪一個關卡掉落及掉落率的JSON</w:t>
-            </w:r>
-          </w:p>
-        </w:tc>
-        <w:tc>
-          <w:tcPr>
-            <w:tcBorders>
-              <w:top w:color="1f1f1f" w:space="0" w:sz="4" w:val="single"/>
-              <w:left w:color="1f1f1f" w:space="0" w:sz="4" w:val="single"/>
-              <w:bottom w:color="1f1f1f" w:space="0" w:sz="4" w:val="single"/>
-              <w:right w:color="1f1f1f" w:space="0" w:sz="4" w:val="single"/>
-            </w:tcBorders>
-            <w:tcMar>
-              <w:top w:w="240.0" w:type="dxa"/>
-              <w:left w:w="0.0" w:type="dxa"/>
-              <w:bottom w:w="240.0" w:type="dxa"/>
-              <w:right w:w="180.0" w:type="dxa"/>
-            </w:tcMar>
-            <w:vAlign w:val="top"/>
-          </w:tcPr>
-          <w:p>
-            <w:pPr>
-              <w:spacing w:after="480" w:lineRule="auto"/>
-              <w:rPr>
-                <w:color w:val="1f1f1f"/>
-              </w:rPr>
-            </w:pPr>
-            <w:r>
-              <w:rPr>
-                <w:rFonts w:ascii="Arial Unicode MS" w:cs="Arial Unicode MS" w:eastAsia="Arial Unicode MS" w:hAnsi="Arial Unicode MS"/>
-                <w:color w:val="444746"/>
-                <w:rtl w:val="0"/>
-              </w:rPr>
-              <w:t xml:space="preserve">{message: “新增成功"}</w:t>
-            </w:r>
-            <w:r>
-              <w:rPr>
-                <w:rtl w:val="0"/>
-              </w:rPr>
+              <w:t xml:space="preserve">/materials/{id}/stages</w:t>
+            </w:r>
+          </w:p>
+        </w:tc>
+        <w:tc>
+          <w:tcPr>
+            <w:tcBorders>
+              <w:top w:color="1f1f1f" w:space="0" w:sz="4" w:val="single"/>
+              <w:left w:color="1f1f1f" w:space="0" w:sz="4" w:val="single"/>
+              <w:bottom w:color="1f1f1f" w:space="0" w:sz="4" w:val="single"/>
+              <w:right w:color="1f1f1f" w:space="0" w:sz="4" w:val="single"/>
+            </w:tcBorders>
+            <w:tcMar>
+              <w:top w:w="240.0" w:type="dxa"/>
+              <w:left w:w="0.0" w:type="dxa"/>
+              <w:bottom w:w="240.0" w:type="dxa"/>
+              <w:right w:w="180.0" w:type="dxa"/>
+            </w:tcMar>
+            <w:vAlign w:val="top"/>
+          </w:tcPr>
+          <w:p>
+            <w:pPr>
+              <w:spacing w:after="480" w:lineRule="auto"/>
+              <w:rPr>
+                <w:color w:val="1f1f1f"/>
+              </w:rPr>
+            </w:pPr>
+            <w:r>
+              <w:rPr>
+                <w:rFonts w:ascii="Arial Unicode MS" w:cs="Arial Unicode MS" w:eastAsia="Arial Unicode MS" w:hAnsi="Arial Unicode MS"/>
+                <w:color w:val="1f1f1f"/>
+                <w:rtl w:val="0"/>
+              </w:rPr>
+              <w:t xml:space="preserve">查詢某素材的掉落關卡與機率</w:t>
+            </w:r>
+          </w:p>
+        </w:tc>
+        <w:tc>
+          <w:tcPr>
+            <w:tcBorders>
+              <w:top w:color="1f1f1f" w:space="0" w:sz="4" w:val="single"/>
+              <w:left w:color="1f1f1f" w:space="0" w:sz="4" w:val="single"/>
+              <w:bottom w:color="1f1f1f" w:space="0" w:sz="4" w:val="single"/>
+              <w:right w:color="1f1f1f" w:space="0" w:sz="4" w:val="single"/>
+            </w:tcBorders>
+            <w:tcMar>
+              <w:top w:w="240.0" w:type="dxa"/>
+              <w:left w:w="0.0" w:type="dxa"/>
+              <w:bottom w:w="240.0" w:type="dxa"/>
+              <w:right w:w="180.0" w:type="dxa"/>
+            </w:tcMar>
+            <w:vAlign w:val="top"/>
+          </w:tcPr>
+          <w:p>
+            <w:pPr>
+              <w:spacing w:after="480" w:lineRule="auto"/>
+              <w:rPr>
+                <w:color w:val="1f1f1f"/>
+              </w:rPr>
+            </w:pPr>
+            <w:r>
+              <w:rPr>
+                <w:rFonts w:ascii="Arial Unicode MS" w:cs="Arial Unicode MS" w:eastAsia="Arial Unicode MS" w:hAnsi="Arial Unicode MS"/>
+                <w:color w:val="1f1f1f"/>
+                <w:rtl w:val="0"/>
+              </w:rPr>
+              <w:t xml:space="preserve">無</w:t>
+            </w:r>
+          </w:p>
+        </w:tc>
+        <w:tc>
+          <w:tcPr>
+            <w:tcBorders>
+              <w:top w:color="1f1f1f" w:space="0" w:sz="4" w:val="single"/>
+              <w:left w:color="1f1f1f" w:space="0" w:sz="4" w:val="single"/>
+              <w:bottom w:color="1f1f1f" w:space="0" w:sz="4" w:val="single"/>
+              <w:right w:color="1f1f1f" w:space="0" w:sz="4" w:val="single"/>
+            </w:tcBorders>
+            <w:tcMar>
+              <w:top w:w="240.0" w:type="dxa"/>
+              <w:left w:w="0.0" w:type="dxa"/>
+              <w:bottom w:w="240.0" w:type="dxa"/>
+              <w:right w:w="180.0" w:type="dxa"/>
+            </w:tcMar>
+            <w:vAlign w:val="top"/>
+          </w:tcPr>
+          <w:p>
+            <w:pPr>
+              <w:spacing w:after="480" w:lineRule="auto"/>
+              <w:rPr>
+                <w:color w:val="1f1f1f"/>
+              </w:rPr>
+            </w:pPr>
+            <w:r>
+              <w:rPr>
+                <w:color w:val="1f1f1f"/>
+                <w:rtl w:val="0"/>
+              </w:rPr>
+              <w:t xml:space="preserve">[{stage_id, drop_rate, expected_ap_cost}]</w:t>
             </w:r>
           </w:p>
         </w:tc>
@@ -4281,10 +4275,11 @@
             </w:pPr>
             <w:r>
               <w:rPr>
-                <w:color w:val="1f1f1f"/>
-                <w:rtl w:val="0"/>
-              </w:rPr>
-              <w:t xml:space="preserve">Admin</w:t>
+                <w:rFonts w:ascii="Arial Unicode MS" w:cs="Arial Unicode MS" w:eastAsia="Arial Unicode MS" w:hAnsi="Arial Unicode MS"/>
+                <w:color w:val="1f1f1f"/>
+                <w:rtl w:val="0"/>
+              </w:rPr>
+              <w:t xml:space="preserve">訪客 (所有人)</w:t>
             </w:r>
           </w:p>
         </w:tc>
@@ -4355,7 +4350,7 @@
                 <w:color w:val="1f1f1f"/>
                 <w:rtl w:val="0"/>
               </w:rPr>
-              <w:t xml:space="preserve">PUT</w:t>
+              <w:t xml:space="preserve">POST</w:t>
             </w:r>
           </w:p>
         </w:tc>
@@ -4387,106 +4382,111 @@
                 <w:color w:val="444746"/>
                 <w:rtl w:val="0"/>
               </w:rPr>
-              <w:t xml:space="preserve">/materials/{id}</w:t>
-            </w:r>
-          </w:p>
-        </w:tc>
-        <w:tc>
-          <w:tcPr>
-            <w:tcBorders>
-              <w:top w:color="1f1f1f" w:space="0" w:sz="4" w:val="single"/>
-              <w:left w:color="1f1f1f" w:space="0" w:sz="4" w:val="single"/>
-              <w:bottom w:color="1f1f1f" w:space="0" w:sz="4" w:val="single"/>
-              <w:right w:color="1f1f1f" w:space="0" w:sz="4" w:val="single"/>
-            </w:tcBorders>
-            <w:tcMar>
-              <w:top w:w="240.0" w:type="dxa"/>
-              <w:left w:w="0.0" w:type="dxa"/>
-              <w:bottom w:w="240.0" w:type="dxa"/>
-              <w:right w:w="180.0" w:type="dxa"/>
-            </w:tcMar>
-            <w:vAlign w:val="top"/>
-          </w:tcPr>
-          <w:p>
-            <w:pPr>
-              <w:spacing w:after="480" w:lineRule="auto"/>
-              <w:rPr>
-                <w:color w:val="1f1f1f"/>
-              </w:rPr>
-            </w:pPr>
-            <w:r>
-              <w:rPr>
-                <w:rFonts w:ascii="Arial Unicode MS" w:cs="Arial Unicode MS" w:eastAsia="Arial Unicode MS" w:hAnsi="Arial Unicode MS"/>
-                <w:color w:val="1f1f1f"/>
-                <w:rtl w:val="0"/>
-              </w:rPr>
-              <w:t xml:space="preserve">修改材料資訊</w:t>
-            </w:r>
-          </w:p>
-        </w:tc>
-        <w:tc>
-          <w:tcPr>
-            <w:tcBorders>
-              <w:top w:color="1f1f1f" w:space="0" w:sz="4" w:val="single"/>
-              <w:left w:color="1f1f1f" w:space="0" w:sz="4" w:val="single"/>
-              <w:bottom w:color="1f1f1f" w:space="0" w:sz="4" w:val="single"/>
-              <w:right w:color="1f1f1f" w:space="0" w:sz="4" w:val="single"/>
-            </w:tcBorders>
-            <w:tcMar>
-              <w:top w:w="240.0" w:type="dxa"/>
-              <w:left w:w="0.0" w:type="dxa"/>
-              <w:bottom w:w="240.0" w:type="dxa"/>
-              <w:right w:w="180.0" w:type="dxa"/>
-            </w:tcMar>
-            <w:vAlign w:val="top"/>
-          </w:tcPr>
-          <w:p>
-            <w:pPr>
-              <w:spacing w:after="480" w:lineRule="auto"/>
-              <w:rPr>
-                <w:color w:val="1f1f1f"/>
-              </w:rPr>
-            </w:pPr>
-            <w:r>
-              <w:rPr>
-                <w:rFonts w:ascii="Arial Unicode MS" w:cs="Arial Unicode MS" w:eastAsia="Arial Unicode MS" w:hAnsi="Arial Unicode MS"/>
-                <w:color w:val="1f1f1f"/>
-                <w:rtl w:val="0"/>
-              </w:rPr>
-              <w:t xml:space="preserve">包含修改資訊的JSON</w:t>
-            </w:r>
-          </w:p>
-        </w:tc>
-        <w:tc>
-          <w:tcPr>
-            <w:tcBorders>
-              <w:top w:color="1f1f1f" w:space="0" w:sz="4" w:val="single"/>
-              <w:left w:color="1f1f1f" w:space="0" w:sz="4" w:val="single"/>
-              <w:bottom w:color="1f1f1f" w:space="0" w:sz="4" w:val="single"/>
-              <w:right w:color="1f1f1f" w:space="0" w:sz="4" w:val="single"/>
-            </w:tcBorders>
-            <w:tcMar>
-              <w:top w:w="240.0" w:type="dxa"/>
-              <w:left w:w="0.0" w:type="dxa"/>
-              <w:bottom w:w="240.0" w:type="dxa"/>
-              <w:right w:w="180.0" w:type="dxa"/>
-            </w:tcMar>
-            <w:vAlign w:val="top"/>
-          </w:tcPr>
-          <w:p>
-            <w:pPr>
-              <w:spacing w:after="480" w:lineRule="auto"/>
-              <w:rPr>
+              <w:t xml:space="preserve">/materials</w:t>
+            </w:r>
+          </w:p>
+        </w:tc>
+        <w:tc>
+          <w:tcPr>
+            <w:tcBorders>
+              <w:top w:color="1f1f1f" w:space="0" w:sz="4" w:val="single"/>
+              <w:left w:color="1f1f1f" w:space="0" w:sz="4" w:val="single"/>
+              <w:bottom w:color="1f1f1f" w:space="0" w:sz="4" w:val="single"/>
+              <w:right w:color="1f1f1f" w:space="0" w:sz="4" w:val="single"/>
+            </w:tcBorders>
+            <w:tcMar>
+              <w:top w:w="240.0" w:type="dxa"/>
+              <w:left w:w="0.0" w:type="dxa"/>
+              <w:bottom w:w="240.0" w:type="dxa"/>
+              <w:right w:w="180.0" w:type="dxa"/>
+            </w:tcMar>
+            <w:vAlign w:val="top"/>
+          </w:tcPr>
+          <w:p>
+            <w:pPr>
+              <w:spacing w:after="480" w:lineRule="auto"/>
+              <w:rPr>
+                <w:color w:val="1f1f1f"/>
+              </w:rPr>
+            </w:pPr>
+            <w:r>
+              <w:rPr>
+                <w:rFonts w:ascii="Arial Unicode MS" w:cs="Arial Unicode MS" w:eastAsia="Arial Unicode MS" w:hAnsi="Arial Unicode MS"/>
+                <w:color w:val="1f1f1f"/>
+                <w:rtl w:val="0"/>
+              </w:rPr>
+              <w:t xml:space="preserve">新增新的材料</w:t>
+            </w:r>
+          </w:p>
+        </w:tc>
+        <w:tc>
+          <w:tcPr>
+            <w:tcBorders>
+              <w:top w:color="1f1f1f" w:space="0" w:sz="4" w:val="single"/>
+              <w:left w:color="1f1f1f" w:space="0" w:sz="4" w:val="single"/>
+              <w:bottom w:color="1f1f1f" w:space="0" w:sz="4" w:val="single"/>
+              <w:right w:color="1f1f1f" w:space="0" w:sz="4" w:val="single"/>
+            </w:tcBorders>
+            <w:tcMar>
+              <w:top w:w="240.0" w:type="dxa"/>
+              <w:left w:w="0.0" w:type="dxa"/>
+              <w:bottom w:w="240.0" w:type="dxa"/>
+              <w:right w:w="180.0" w:type="dxa"/>
+            </w:tcMar>
+            <w:vAlign w:val="top"/>
+          </w:tcPr>
+          <w:p>
+            <w:pPr>
+              <w:spacing w:after="480" w:lineRule="auto"/>
+              <w:rPr>
+                <w:color w:val="1f1f1f"/>
+              </w:rPr>
+            </w:pPr>
+            <w:r>
+              <w:rPr>
+                <w:rFonts w:ascii="Arial Unicode MS" w:cs="Arial Unicode MS" w:eastAsia="Arial Unicode MS" w:hAnsi="Arial Unicode MS"/>
+                <w:color w:val="1f1f1f"/>
+                <w:rtl w:val="0"/>
+              </w:rPr>
+              <w:t xml:space="preserve">包含材料資訊以及在哪一個關卡掉落及掉落率的JSON</w:t>
+            </w:r>
+          </w:p>
+        </w:tc>
+        <w:tc>
+          <w:tcPr>
+            <w:tcBorders>
+              <w:top w:color="1f1f1f" w:space="0" w:sz="4" w:val="single"/>
+              <w:left w:color="1f1f1f" w:space="0" w:sz="4" w:val="single"/>
+              <w:bottom w:color="1f1f1f" w:space="0" w:sz="4" w:val="single"/>
+              <w:right w:color="1f1f1f" w:space="0" w:sz="4" w:val="single"/>
+            </w:tcBorders>
+            <w:tcMar>
+              <w:top w:w="240.0" w:type="dxa"/>
+              <w:left w:w="0.0" w:type="dxa"/>
+              <w:bottom w:w="240.0" w:type="dxa"/>
+              <w:right w:w="180.0" w:type="dxa"/>
+            </w:tcMar>
+            <w:vAlign w:val="top"/>
+          </w:tcPr>
+          <w:p>
+            <w:pPr>
+              <w:spacing w:after="480" w:lineRule="auto"/>
+              <w:rPr>
+                <w:color w:val="1f1f1f"/>
+              </w:rPr>
+            </w:pPr>
+            <w:r>
+              <w:rPr>
+                <w:rFonts w:ascii="Arial Unicode MS" w:cs="Arial Unicode MS" w:eastAsia="Arial Unicode MS" w:hAnsi="Arial Unicode MS"/>
                 <w:color w:val="444746"/>
-              </w:rPr>
-            </w:pPr>
-            <w:r>
-              <w:rPr>
-                <w:rFonts w:ascii="Arial Unicode MS" w:cs="Arial Unicode MS" w:eastAsia="Arial Unicode MS" w:hAnsi="Arial Unicode MS"/>
-                <w:color w:val="444746"/>
-                <w:rtl w:val="0"/>
-              </w:rPr>
-              <w:t xml:space="preserve">{message: “修改成功"}</w:t>
+                <w:rtl w:val="0"/>
+              </w:rPr>
+              <w:t xml:space="preserve">{message: “新增成功"}</w:t>
+            </w:r>
+            <w:r>
+              <w:rPr>
+                <w:rtl w:val="0"/>
+              </w:rPr>
             </w:r>
           </w:p>
         </w:tc>
@@ -4556,45 +4556,40 @@
             </w:pPr>
             <w:r>
               <w:rPr>
-                <w:rFonts w:ascii="Arial Unicode MS" w:cs="Arial Unicode MS" w:eastAsia="Arial Unicode MS" w:hAnsi="Arial Unicode MS"/>
-                <w:b w:val="1"/>
-                <w:bCs w:val="1"/>
-                <w:color w:val="1f1f1f"/>
-                <w:rtl w:val="0"/>
-              </w:rPr>
-              <w:t xml:space="preserve">關卡</w:t>
-            </w:r>
-          </w:p>
-        </w:tc>
-        <w:tc>
-          <w:tcPr>
-            <w:tcBorders>
-              <w:top w:color="1f1f1f" w:space="0" w:sz="4" w:val="single"/>
-              <w:left w:color="1f1f1f" w:space="0" w:sz="4" w:val="single"/>
-              <w:bottom w:color="1f1f1f" w:space="0" w:sz="4" w:val="single"/>
-              <w:right w:color="1f1f1f" w:space="0" w:sz="4" w:val="single"/>
-            </w:tcBorders>
-            <w:tcMar>
-              <w:top w:w="240.0" w:type="dxa"/>
-              <w:left w:w="0.0" w:type="dxa"/>
-              <w:bottom w:w="240.0" w:type="dxa"/>
-              <w:right w:w="180.0" w:type="dxa"/>
-            </w:tcMar>
-            <w:vAlign w:val="top"/>
-          </w:tcPr>
-          <w:p>
-            <w:pPr>
-              <w:spacing w:after="480" w:lineRule="auto"/>
-              <w:rPr>
-                <w:color w:val="1f1f1f"/>
-              </w:rPr>
-            </w:pPr>
-            <w:r>
-              <w:rPr>
-                <w:color w:val="1f1f1f"/>
-                <w:rtl w:val="0"/>
-              </w:rPr>
-              <w:t xml:space="preserve">GET</w:t>
+                <w:rtl w:val="0"/>
+              </w:rPr>
+            </w:r>
+          </w:p>
+        </w:tc>
+        <w:tc>
+          <w:tcPr>
+            <w:tcBorders>
+              <w:top w:color="1f1f1f" w:space="0" w:sz="4" w:val="single"/>
+              <w:left w:color="1f1f1f" w:space="0" w:sz="4" w:val="single"/>
+              <w:bottom w:color="1f1f1f" w:space="0" w:sz="4" w:val="single"/>
+              <w:right w:color="1f1f1f" w:space="0" w:sz="4" w:val="single"/>
+            </w:tcBorders>
+            <w:tcMar>
+              <w:top w:w="240.0" w:type="dxa"/>
+              <w:left w:w="0.0" w:type="dxa"/>
+              <w:bottom w:w="240.0" w:type="dxa"/>
+              <w:right w:w="180.0" w:type="dxa"/>
+            </w:tcMar>
+            <w:vAlign w:val="top"/>
+          </w:tcPr>
+          <w:p>
+            <w:pPr>
+              <w:spacing w:after="480" w:lineRule="auto"/>
+              <w:rPr>
+                <w:color w:val="1f1f1f"/>
+              </w:rPr>
+            </w:pPr>
+            <w:r>
+              <w:rPr>
+                <w:color w:val="1f1f1f"/>
+                <w:rtl w:val="0"/>
+              </w:rPr>
+              <w:t xml:space="preserve">PUT</w:t>
             </w:r>
           </w:p>
         </w:tc>
@@ -4626,73 +4621,73 @@
                 <w:color w:val="444746"/>
                 <w:rtl w:val="0"/>
               </w:rPr>
-              <w:t xml:space="preserve">/stages/{id}</w:t>
-            </w:r>
-          </w:p>
-        </w:tc>
-        <w:tc>
-          <w:tcPr>
-            <w:tcBorders>
-              <w:top w:color="1f1f1f" w:space="0" w:sz="4" w:val="single"/>
-              <w:left w:color="1f1f1f" w:space="0" w:sz="4" w:val="single"/>
-              <w:bottom w:color="1f1f1f" w:space="0" w:sz="4" w:val="single"/>
-              <w:right w:color="1f1f1f" w:space="0" w:sz="4" w:val="single"/>
-            </w:tcBorders>
-            <w:tcMar>
-              <w:top w:w="240.0" w:type="dxa"/>
-              <w:left w:w="0.0" w:type="dxa"/>
-              <w:bottom w:w="240.0" w:type="dxa"/>
-              <w:right w:w="180.0" w:type="dxa"/>
-            </w:tcMar>
-            <w:vAlign w:val="top"/>
-          </w:tcPr>
-          <w:p>
-            <w:pPr>
-              <w:spacing w:after="480" w:lineRule="auto"/>
-              <w:rPr>
-                <w:color w:val="1f1f1f"/>
-              </w:rPr>
-            </w:pPr>
-            <w:r>
-              <w:rPr>
-                <w:rFonts w:ascii="Arial Unicode MS" w:cs="Arial Unicode MS" w:eastAsia="Arial Unicode MS" w:hAnsi="Arial Unicode MS"/>
-                <w:color w:val="1f1f1f"/>
-                <w:rtl w:val="0"/>
-              </w:rPr>
-              <w:t xml:space="preserve">查詢關卡資料</w:t>
-            </w:r>
-          </w:p>
-        </w:tc>
-        <w:tc>
-          <w:tcPr>
-            <w:tcBorders>
-              <w:top w:color="1f1f1f" w:space="0" w:sz="4" w:val="single"/>
-              <w:left w:color="1f1f1f" w:space="0" w:sz="4" w:val="single"/>
-              <w:bottom w:color="1f1f1f" w:space="0" w:sz="4" w:val="single"/>
-              <w:right w:color="1f1f1f" w:space="0" w:sz="4" w:val="single"/>
-            </w:tcBorders>
-            <w:tcMar>
-              <w:top w:w="240.0" w:type="dxa"/>
-              <w:left w:w="0.0" w:type="dxa"/>
-              <w:bottom w:w="240.0" w:type="dxa"/>
-              <w:right w:w="180.0" w:type="dxa"/>
-            </w:tcMar>
-            <w:vAlign w:val="top"/>
-          </w:tcPr>
-          <w:p>
-            <w:pPr>
-              <w:spacing w:after="480" w:lineRule="auto"/>
-              <w:rPr>
-                <w:color w:val="1f1f1f"/>
-              </w:rPr>
-            </w:pPr>
-            <w:r>
-              <w:rPr>
-                <w:rFonts w:ascii="Arial Unicode MS" w:cs="Arial Unicode MS" w:eastAsia="Arial Unicode MS" w:hAnsi="Arial Unicode MS"/>
-                <w:color w:val="1f1f1f"/>
-                <w:rtl w:val="0"/>
-              </w:rPr>
-              <w:t xml:space="preserve">無</w:t>
+              <w:t xml:space="preserve">/materials/{id}</w:t>
+            </w:r>
+          </w:p>
+        </w:tc>
+        <w:tc>
+          <w:tcPr>
+            <w:tcBorders>
+              <w:top w:color="1f1f1f" w:space="0" w:sz="4" w:val="single"/>
+              <w:left w:color="1f1f1f" w:space="0" w:sz="4" w:val="single"/>
+              <w:bottom w:color="1f1f1f" w:space="0" w:sz="4" w:val="single"/>
+              <w:right w:color="1f1f1f" w:space="0" w:sz="4" w:val="single"/>
+            </w:tcBorders>
+            <w:tcMar>
+              <w:top w:w="240.0" w:type="dxa"/>
+              <w:left w:w="0.0" w:type="dxa"/>
+              <w:bottom w:w="240.0" w:type="dxa"/>
+              <w:right w:w="180.0" w:type="dxa"/>
+            </w:tcMar>
+            <w:vAlign w:val="top"/>
+          </w:tcPr>
+          <w:p>
+            <w:pPr>
+              <w:spacing w:after="480" w:lineRule="auto"/>
+              <w:rPr>
+                <w:color w:val="1f1f1f"/>
+              </w:rPr>
+            </w:pPr>
+            <w:r>
+              <w:rPr>
+                <w:rFonts w:ascii="Arial Unicode MS" w:cs="Arial Unicode MS" w:eastAsia="Arial Unicode MS" w:hAnsi="Arial Unicode MS"/>
+                <w:color w:val="1f1f1f"/>
+                <w:rtl w:val="0"/>
+              </w:rPr>
+              <w:t xml:space="preserve">修改材料資訊</w:t>
+            </w:r>
+          </w:p>
+        </w:tc>
+        <w:tc>
+          <w:tcPr>
+            <w:tcBorders>
+              <w:top w:color="1f1f1f" w:space="0" w:sz="4" w:val="single"/>
+              <w:left w:color="1f1f1f" w:space="0" w:sz="4" w:val="single"/>
+              <w:bottom w:color="1f1f1f" w:space="0" w:sz="4" w:val="single"/>
+              <w:right w:color="1f1f1f" w:space="0" w:sz="4" w:val="single"/>
+            </w:tcBorders>
+            <w:tcMar>
+              <w:top w:w="240.0" w:type="dxa"/>
+              <w:left w:w="0.0" w:type="dxa"/>
+              <w:bottom w:w="240.0" w:type="dxa"/>
+              <w:right w:w="180.0" w:type="dxa"/>
+            </w:tcMar>
+            <w:vAlign w:val="top"/>
+          </w:tcPr>
+          <w:p>
+            <w:pPr>
+              <w:spacing w:after="480" w:lineRule="auto"/>
+              <w:rPr>
+                <w:color w:val="1f1f1f"/>
+              </w:rPr>
+            </w:pPr>
+            <w:r>
+              <w:rPr>
+                <w:rFonts w:ascii="Arial Unicode MS" w:cs="Arial Unicode MS" w:eastAsia="Arial Unicode MS" w:hAnsi="Arial Unicode MS"/>
+                <w:color w:val="1f1f1f"/>
+                <w:rtl w:val="0"/>
+              </w:rPr>
+              <w:t xml:space="preserve">包含修改資訊的JSON</w:t>
             </w:r>
           </w:p>
         </w:tc>
@@ -4725,7 +4720,7 @@
                 <w:color w:val="444746"/>
                 <w:rtl w:val="0"/>
               </w:rPr>
-              <w:t xml:space="preserve">包含關卡地圖在的JSON</w:t>
+              <w:t xml:space="preserve">{message: “修改成功"}</w:t>
             </w:r>
           </w:p>
         </w:tc>
@@ -4754,11 +4749,10 @@
             </w:pPr>
             <w:r>
               <w:rPr>
-                <w:rFonts w:ascii="Arial Unicode MS" w:cs="Arial Unicode MS" w:eastAsia="Arial Unicode MS" w:hAnsi="Arial Unicode MS"/>
-                <w:color w:val="1f1f1f"/>
-                <w:rtl w:val="0"/>
-              </w:rPr>
-              <w:t xml:space="preserve">所有人</w:t>
+                <w:color w:val="1f1f1f"/>
+                <w:rtl w:val="0"/>
+              </w:rPr>
+              <w:t xml:space="preserve">Admin</w:t>
             </w:r>
           </w:p>
         </w:tc>
@@ -4796,40 +4790,45 @@
             </w:pPr>
             <w:r>
               <w:rPr>
-                <w:rtl w:val="0"/>
-              </w:rPr>
-            </w:r>
-          </w:p>
-        </w:tc>
-        <w:tc>
-          <w:tcPr>
-            <w:tcBorders>
-              <w:top w:color="1f1f1f" w:space="0" w:sz="4" w:val="single"/>
-              <w:left w:color="1f1f1f" w:space="0" w:sz="4" w:val="single"/>
-              <w:bottom w:color="1f1f1f" w:space="0" w:sz="4" w:val="single"/>
-              <w:right w:color="1f1f1f" w:space="0" w:sz="4" w:val="single"/>
-            </w:tcBorders>
-            <w:tcMar>
-              <w:top w:w="240.0" w:type="dxa"/>
-              <w:left w:w="0.0" w:type="dxa"/>
-              <w:bottom w:w="240.0" w:type="dxa"/>
-              <w:right w:w="180.0" w:type="dxa"/>
-            </w:tcMar>
-            <w:vAlign w:val="top"/>
-          </w:tcPr>
-          <w:p>
-            <w:pPr>
-              <w:spacing w:after="480" w:lineRule="auto"/>
-              <w:rPr>
-                <w:color w:val="1f1f1f"/>
-              </w:rPr>
-            </w:pPr>
-            <w:r>
-              <w:rPr>
-                <w:color w:val="1f1f1f"/>
-                <w:rtl w:val="0"/>
-              </w:rPr>
-              <w:t xml:space="preserve">POST</w:t>
+                <w:rFonts w:ascii="Arial Unicode MS" w:cs="Arial Unicode MS" w:eastAsia="Arial Unicode MS" w:hAnsi="Arial Unicode MS"/>
+                <w:b w:val="1"/>
+                <w:bCs w:val="1"/>
+                <w:color w:val="1f1f1f"/>
+                <w:rtl w:val="0"/>
+              </w:rPr>
+              <w:t xml:space="preserve">關卡</w:t>
+            </w:r>
+          </w:p>
+        </w:tc>
+        <w:tc>
+          <w:tcPr>
+            <w:tcBorders>
+              <w:top w:color="1f1f1f" w:space="0" w:sz="4" w:val="single"/>
+              <w:left w:color="1f1f1f" w:space="0" w:sz="4" w:val="single"/>
+              <w:bottom w:color="1f1f1f" w:space="0" w:sz="4" w:val="single"/>
+              <w:right w:color="1f1f1f" w:space="0" w:sz="4" w:val="single"/>
+            </w:tcBorders>
+            <w:tcMar>
+              <w:top w:w="240.0" w:type="dxa"/>
+              <w:left w:w="0.0" w:type="dxa"/>
+              <w:bottom w:w="240.0" w:type="dxa"/>
+              <w:right w:w="180.0" w:type="dxa"/>
+            </w:tcMar>
+            <w:vAlign w:val="top"/>
+          </w:tcPr>
+          <w:p>
+            <w:pPr>
+              <w:spacing w:after="480" w:lineRule="auto"/>
+              <w:rPr>
+                <w:color w:val="1f1f1f"/>
+              </w:rPr>
+            </w:pPr>
+            <w:r>
+              <w:rPr>
+                <w:color w:val="1f1f1f"/>
+                <w:rtl w:val="0"/>
+              </w:rPr>
+              <w:t xml:space="preserve">GET</w:t>
             </w:r>
           </w:p>
         </w:tc>
@@ -4861,112 +4860,107 @@
                 <w:color w:val="444746"/>
                 <w:rtl w:val="0"/>
               </w:rPr>
-              <w:t xml:space="preserve">/stages</w:t>
-            </w:r>
-          </w:p>
-        </w:tc>
-        <w:tc>
-          <w:tcPr>
-            <w:tcBorders>
-              <w:top w:color="1f1f1f" w:space="0" w:sz="4" w:val="single"/>
-              <w:left w:color="1f1f1f" w:space="0" w:sz="4" w:val="single"/>
-              <w:bottom w:color="1f1f1f" w:space="0" w:sz="4" w:val="single"/>
-              <w:right w:color="1f1f1f" w:space="0" w:sz="4" w:val="single"/>
-            </w:tcBorders>
-            <w:tcMar>
-              <w:top w:w="240.0" w:type="dxa"/>
-              <w:left w:w="0.0" w:type="dxa"/>
-              <w:bottom w:w="240.0" w:type="dxa"/>
-              <w:right w:w="180.0" w:type="dxa"/>
-            </w:tcMar>
-            <w:vAlign w:val="top"/>
-          </w:tcPr>
-          <w:p>
-            <w:pPr>
-              <w:spacing w:after="480" w:lineRule="auto"/>
-              <w:rPr>
-                <w:color w:val="1f1f1f"/>
-              </w:rPr>
-            </w:pPr>
-            <w:r>
-              <w:rPr>
-                <w:rFonts w:ascii="Arial Unicode MS" w:cs="Arial Unicode MS" w:eastAsia="Arial Unicode MS" w:hAnsi="Arial Unicode MS"/>
-                <w:color w:val="1f1f1f"/>
-                <w:rtl w:val="0"/>
-              </w:rPr>
-              <w:t xml:space="preserve">新增關卡</w:t>
-            </w:r>
-          </w:p>
-        </w:tc>
-        <w:tc>
-          <w:tcPr>
-            <w:tcBorders>
-              <w:top w:color="1f1f1f" w:space="0" w:sz="4" w:val="single"/>
-              <w:left w:color="1f1f1f" w:space="0" w:sz="4" w:val="single"/>
-              <w:bottom w:color="1f1f1f" w:space="0" w:sz="4" w:val="single"/>
-              <w:right w:color="1f1f1f" w:space="0" w:sz="4" w:val="single"/>
-            </w:tcBorders>
-            <w:tcMar>
-              <w:top w:w="240.0" w:type="dxa"/>
-              <w:left w:w="0.0" w:type="dxa"/>
-              <w:bottom w:w="240.0" w:type="dxa"/>
-              <w:right w:w="180.0" w:type="dxa"/>
-            </w:tcMar>
-            <w:vAlign w:val="top"/>
-          </w:tcPr>
-          <w:p>
-            <w:pPr>
-              <w:spacing w:after="480" w:lineRule="auto"/>
-              <w:rPr>
-                <w:color w:val="1f1f1f"/>
-              </w:rPr>
-            </w:pPr>
-            <w:r>
-              <w:rPr>
-                <w:rFonts w:ascii="Arial Unicode MS" w:cs="Arial Unicode MS" w:eastAsia="Arial Unicode MS" w:hAnsi="Arial Unicode MS"/>
+              <w:t xml:space="preserve">/stages/{id}</w:t>
+            </w:r>
+          </w:p>
+        </w:tc>
+        <w:tc>
+          <w:tcPr>
+            <w:tcBorders>
+              <w:top w:color="1f1f1f" w:space="0" w:sz="4" w:val="single"/>
+              <w:left w:color="1f1f1f" w:space="0" w:sz="4" w:val="single"/>
+              <w:bottom w:color="1f1f1f" w:space="0" w:sz="4" w:val="single"/>
+              <w:right w:color="1f1f1f" w:space="0" w:sz="4" w:val="single"/>
+            </w:tcBorders>
+            <w:tcMar>
+              <w:top w:w="240.0" w:type="dxa"/>
+              <w:left w:w="0.0" w:type="dxa"/>
+              <w:bottom w:w="240.0" w:type="dxa"/>
+              <w:right w:w="180.0" w:type="dxa"/>
+            </w:tcMar>
+            <w:vAlign w:val="top"/>
+          </w:tcPr>
+          <w:p>
+            <w:pPr>
+              <w:spacing w:after="480" w:lineRule="auto"/>
+              <w:rPr>
+                <w:color w:val="1f1f1f"/>
+              </w:rPr>
+            </w:pPr>
+            <w:r>
+              <w:rPr>
+                <w:rFonts w:ascii="Arial Unicode MS" w:cs="Arial Unicode MS" w:eastAsia="Arial Unicode MS" w:hAnsi="Arial Unicode MS"/>
+                <w:color w:val="1f1f1f"/>
+                <w:rtl w:val="0"/>
+              </w:rPr>
+              <w:t xml:space="preserve">查詢關卡資料</w:t>
+            </w:r>
+          </w:p>
+        </w:tc>
+        <w:tc>
+          <w:tcPr>
+            <w:tcBorders>
+              <w:top w:color="1f1f1f" w:space="0" w:sz="4" w:val="single"/>
+              <w:left w:color="1f1f1f" w:space="0" w:sz="4" w:val="single"/>
+              <w:bottom w:color="1f1f1f" w:space="0" w:sz="4" w:val="single"/>
+              <w:right w:color="1f1f1f" w:space="0" w:sz="4" w:val="single"/>
+            </w:tcBorders>
+            <w:tcMar>
+              <w:top w:w="240.0" w:type="dxa"/>
+              <w:left w:w="0.0" w:type="dxa"/>
+              <w:bottom w:w="240.0" w:type="dxa"/>
+              <w:right w:w="180.0" w:type="dxa"/>
+            </w:tcMar>
+            <w:vAlign w:val="top"/>
+          </w:tcPr>
+          <w:p>
+            <w:pPr>
+              <w:spacing w:after="480" w:lineRule="auto"/>
+              <w:rPr>
+                <w:color w:val="1f1f1f"/>
+              </w:rPr>
+            </w:pPr>
+            <w:r>
+              <w:rPr>
+                <w:rFonts w:ascii="Arial Unicode MS" w:cs="Arial Unicode MS" w:eastAsia="Arial Unicode MS" w:hAnsi="Arial Unicode MS"/>
+                <w:color w:val="1f1f1f"/>
+                <w:rtl w:val="0"/>
+              </w:rPr>
+              <w:t xml:space="preserve">無</w:t>
+            </w:r>
+          </w:p>
+        </w:tc>
+        <w:tc>
+          <w:tcPr>
+            <w:tcBorders>
+              <w:top w:color="1f1f1f" w:space="0" w:sz="4" w:val="single"/>
+              <w:left w:color="1f1f1f" w:space="0" w:sz="4" w:val="single"/>
+              <w:bottom w:color="1f1f1f" w:space="0" w:sz="4" w:val="single"/>
+              <w:right w:color="1f1f1f" w:space="0" w:sz="4" w:val="single"/>
+            </w:tcBorders>
+            <w:tcMar>
+              <w:top w:w="240.0" w:type="dxa"/>
+              <w:left w:w="0.0" w:type="dxa"/>
+              <w:bottom w:w="240.0" w:type="dxa"/>
+              <w:right w:w="180.0" w:type="dxa"/>
+            </w:tcMar>
+            <w:vAlign w:val="top"/>
+          </w:tcPr>
+          <w:p>
+            <w:pPr>
+              <w:spacing w:after="480" w:lineRule="auto"/>
+              <w:rPr>
                 <w:color w:val="444746"/>
+              </w:rPr>
+            </w:pPr>
+            <w:r>
+              <w:rPr>
+                <w:rFonts w:ascii="Arial Unicode MS" w:cs="Arial Unicode MS" w:eastAsia="Arial Unicode MS" w:hAnsi="Arial Unicode MS"/>
+                <w:color w:val="444746"/>
                 <w:rtl w:val="0"/>
               </w:rPr>
               <w:t xml:space="preserve">包含關卡地圖在的JSON</w:t>
             </w:r>
-            <w:r>
-              <w:rPr>
-                <w:rtl w:val="0"/>
-              </w:rPr>
-            </w:r>
-          </w:p>
-        </w:tc>
-        <w:tc>
-          <w:tcPr>
-            <w:tcBorders>
-              <w:top w:color="1f1f1f" w:space="0" w:sz="4" w:val="single"/>
-              <w:left w:color="1f1f1f" w:space="0" w:sz="4" w:val="single"/>
-              <w:bottom w:color="1f1f1f" w:space="0" w:sz="4" w:val="single"/>
-              <w:right w:color="1f1f1f" w:space="0" w:sz="4" w:val="single"/>
-            </w:tcBorders>
-            <w:tcMar>
-              <w:top w:w="240.0" w:type="dxa"/>
-              <w:left w:w="0.0" w:type="dxa"/>
-              <w:bottom w:w="240.0" w:type="dxa"/>
-              <w:right w:w="180.0" w:type="dxa"/>
-            </w:tcMar>
-            <w:vAlign w:val="top"/>
-          </w:tcPr>
-          <w:p>
-            <w:pPr>
-              <w:spacing w:after="480" w:lineRule="auto"/>
-              <w:rPr>
-                <w:color w:val="444746"/>
-              </w:rPr>
-            </w:pPr>
-            <w:r>
-              <w:rPr>
-                <w:rFonts w:ascii="Arial Unicode MS" w:cs="Arial Unicode MS" w:eastAsia="Arial Unicode MS" w:hAnsi="Arial Unicode MS"/>
-                <w:color w:val="444746"/>
-                <w:rtl w:val="0"/>
-              </w:rPr>
-              <w:t xml:space="preserve">{message: “新增成功"}</w:t>
-            </w:r>
           </w:p>
         </w:tc>
         <w:tc>
@@ -4994,10 +4988,11 @@
             </w:pPr>
             <w:r>
               <w:rPr>
-                <w:color w:val="1f1f1f"/>
-                <w:rtl w:val="0"/>
-              </w:rPr>
-              <w:t xml:space="preserve">Admin</w:t>
+                <w:rFonts w:ascii="Arial Unicode MS" w:cs="Arial Unicode MS" w:eastAsia="Arial Unicode MS" w:hAnsi="Arial Unicode MS"/>
+                <w:color w:val="1f1f1f"/>
+                <w:rtl w:val="0"/>
+              </w:rPr>
+              <w:t xml:space="preserve">所有人</w:t>
             </w:r>
           </w:p>
         </w:tc>
@@ -5068,6 +5063,245 @@
                 <w:color w:val="1f1f1f"/>
                 <w:rtl w:val="0"/>
               </w:rPr>
+              <w:t xml:space="preserve">POST</w:t>
+            </w:r>
+          </w:p>
+        </w:tc>
+        <w:tc>
+          <w:tcPr>
+            <w:tcBorders>
+              <w:top w:color="1f1f1f" w:space="0" w:sz="4" w:val="single"/>
+              <w:left w:color="1f1f1f" w:space="0" w:sz="4" w:val="single"/>
+              <w:bottom w:color="1f1f1f" w:space="0" w:sz="4" w:val="single"/>
+              <w:right w:color="1f1f1f" w:space="0" w:sz="4" w:val="single"/>
+            </w:tcBorders>
+            <w:tcMar>
+              <w:top w:w="240.0" w:type="dxa"/>
+              <w:left w:w="0.0" w:type="dxa"/>
+              <w:bottom w:w="240.0" w:type="dxa"/>
+              <w:right w:w="180.0" w:type="dxa"/>
+            </w:tcMar>
+            <w:vAlign w:val="top"/>
+          </w:tcPr>
+          <w:p>
+            <w:pPr>
+              <w:spacing w:after="480" w:lineRule="auto"/>
+              <w:rPr>
+                <w:color w:val="444746"/>
+              </w:rPr>
+            </w:pPr>
+            <w:r>
+              <w:rPr>
+                <w:color w:val="444746"/>
+                <w:rtl w:val="0"/>
+              </w:rPr>
+              <w:t xml:space="preserve">/stages</w:t>
+            </w:r>
+          </w:p>
+        </w:tc>
+        <w:tc>
+          <w:tcPr>
+            <w:tcBorders>
+              <w:top w:color="1f1f1f" w:space="0" w:sz="4" w:val="single"/>
+              <w:left w:color="1f1f1f" w:space="0" w:sz="4" w:val="single"/>
+              <w:bottom w:color="1f1f1f" w:space="0" w:sz="4" w:val="single"/>
+              <w:right w:color="1f1f1f" w:space="0" w:sz="4" w:val="single"/>
+            </w:tcBorders>
+            <w:tcMar>
+              <w:top w:w="240.0" w:type="dxa"/>
+              <w:left w:w="0.0" w:type="dxa"/>
+              <w:bottom w:w="240.0" w:type="dxa"/>
+              <w:right w:w="180.0" w:type="dxa"/>
+            </w:tcMar>
+            <w:vAlign w:val="top"/>
+          </w:tcPr>
+          <w:p>
+            <w:pPr>
+              <w:spacing w:after="480" w:lineRule="auto"/>
+              <w:rPr>
+                <w:color w:val="1f1f1f"/>
+              </w:rPr>
+            </w:pPr>
+            <w:r>
+              <w:rPr>
+                <w:rFonts w:ascii="Arial Unicode MS" w:cs="Arial Unicode MS" w:eastAsia="Arial Unicode MS" w:hAnsi="Arial Unicode MS"/>
+                <w:color w:val="1f1f1f"/>
+                <w:rtl w:val="0"/>
+              </w:rPr>
+              <w:t xml:space="preserve">新增關卡</w:t>
+            </w:r>
+          </w:p>
+        </w:tc>
+        <w:tc>
+          <w:tcPr>
+            <w:tcBorders>
+              <w:top w:color="1f1f1f" w:space="0" w:sz="4" w:val="single"/>
+              <w:left w:color="1f1f1f" w:space="0" w:sz="4" w:val="single"/>
+              <w:bottom w:color="1f1f1f" w:space="0" w:sz="4" w:val="single"/>
+              <w:right w:color="1f1f1f" w:space="0" w:sz="4" w:val="single"/>
+            </w:tcBorders>
+            <w:tcMar>
+              <w:top w:w="240.0" w:type="dxa"/>
+              <w:left w:w="0.0" w:type="dxa"/>
+              <w:bottom w:w="240.0" w:type="dxa"/>
+              <w:right w:w="180.0" w:type="dxa"/>
+            </w:tcMar>
+            <w:vAlign w:val="top"/>
+          </w:tcPr>
+          <w:p>
+            <w:pPr>
+              <w:spacing w:after="480" w:lineRule="auto"/>
+              <w:rPr>
+                <w:color w:val="1f1f1f"/>
+              </w:rPr>
+            </w:pPr>
+            <w:r>
+              <w:rPr>
+                <w:rFonts w:ascii="Arial Unicode MS" w:cs="Arial Unicode MS" w:eastAsia="Arial Unicode MS" w:hAnsi="Arial Unicode MS"/>
+                <w:color w:val="444746"/>
+                <w:rtl w:val="0"/>
+              </w:rPr>
+              <w:t xml:space="preserve">包含關卡地圖在的JSON</w:t>
+            </w:r>
+            <w:r>
+              <w:rPr>
+                <w:rtl w:val="0"/>
+              </w:rPr>
+            </w:r>
+          </w:p>
+        </w:tc>
+        <w:tc>
+          <w:tcPr>
+            <w:tcBorders>
+              <w:top w:color="1f1f1f" w:space="0" w:sz="4" w:val="single"/>
+              <w:left w:color="1f1f1f" w:space="0" w:sz="4" w:val="single"/>
+              <w:bottom w:color="1f1f1f" w:space="0" w:sz="4" w:val="single"/>
+              <w:right w:color="1f1f1f" w:space="0" w:sz="4" w:val="single"/>
+            </w:tcBorders>
+            <w:tcMar>
+              <w:top w:w="240.0" w:type="dxa"/>
+              <w:left w:w="0.0" w:type="dxa"/>
+              <w:bottom w:w="240.0" w:type="dxa"/>
+              <w:right w:w="180.0" w:type="dxa"/>
+            </w:tcMar>
+            <w:vAlign w:val="top"/>
+          </w:tcPr>
+          <w:p>
+            <w:pPr>
+              <w:spacing w:after="480" w:lineRule="auto"/>
+              <w:rPr>
+                <w:color w:val="444746"/>
+              </w:rPr>
+            </w:pPr>
+            <w:r>
+              <w:rPr>
+                <w:rFonts w:ascii="Arial Unicode MS" w:cs="Arial Unicode MS" w:eastAsia="Arial Unicode MS" w:hAnsi="Arial Unicode MS"/>
+                <w:color w:val="444746"/>
+                <w:rtl w:val="0"/>
+              </w:rPr>
+              <w:t xml:space="preserve">{message: “新增成功"}</w:t>
+            </w:r>
+          </w:p>
+        </w:tc>
+        <w:tc>
+          <w:tcPr>
+            <w:tcBorders>
+              <w:top w:color="1f1f1f" w:space="0" w:sz="4" w:val="single"/>
+              <w:left w:color="1f1f1f" w:space="0" w:sz="4" w:val="single"/>
+              <w:bottom w:color="1f1f1f" w:space="0" w:sz="4" w:val="single"/>
+              <w:right w:color="1f1f1f" w:space="0" w:sz="4" w:val="single"/>
+            </w:tcBorders>
+            <w:tcMar>
+              <w:top w:w="240.0" w:type="dxa"/>
+              <w:left w:w="0.0" w:type="dxa"/>
+              <w:bottom w:w="240.0" w:type="dxa"/>
+              <w:right w:w="0.0" w:type="dxa"/>
+            </w:tcMar>
+            <w:vAlign w:val="top"/>
+          </w:tcPr>
+          <w:p>
+            <w:pPr>
+              <w:spacing w:after="480" w:lineRule="auto"/>
+              <w:rPr>
+                <w:color w:val="1f1f1f"/>
+              </w:rPr>
+            </w:pPr>
+            <w:r>
+              <w:rPr>
+                <w:color w:val="1f1f1f"/>
+                <w:rtl w:val="0"/>
+              </w:rPr>
+              <w:t xml:space="preserve">Admin</w:t>
+            </w:r>
+          </w:p>
+        </w:tc>
+      </w:tr>
+      <w:tr>
+        <w:trPr>
+          <w:cantSplit w:val="0"/>
+          <w:trHeight w:val="1523.701171875" w:hRule="atLeast"/>
+          <w:tblHeader w:val="0"/>
+        </w:trPr>
+        <w:tc>
+          <w:tcPr>
+            <w:tcBorders>
+              <w:top w:color="1f1f1f" w:space="0" w:sz="4" w:val="single"/>
+              <w:left w:color="1f1f1f" w:space="0" w:sz="4" w:val="single"/>
+              <w:bottom w:color="1f1f1f" w:space="0" w:sz="4" w:val="single"/>
+              <w:right w:color="1f1f1f" w:space="0" w:sz="4" w:val="single"/>
+            </w:tcBorders>
+            <w:tcMar>
+              <w:top w:w="240.0" w:type="dxa"/>
+              <w:left w:w="0.0" w:type="dxa"/>
+              <w:bottom w:w="240.0" w:type="dxa"/>
+              <w:right w:w="180.0" w:type="dxa"/>
+            </w:tcMar>
+            <w:vAlign w:val="top"/>
+          </w:tcPr>
+          <w:p>
+            <w:pPr>
+              <w:spacing w:after="480" w:lineRule="auto"/>
+              <w:rPr>
+                <w:b w:val="1"/>
+                <w:bCs w:val="1"/>
+                <w:color w:val="1f1f1f"/>
+              </w:rPr>
+            </w:pPr>
+            <w:r>
+              <w:rPr>
+                <w:rtl w:val="0"/>
+              </w:rPr>
+            </w:r>
+          </w:p>
+        </w:tc>
+        <w:tc>
+          <w:tcPr>
+            <w:tcBorders>
+              <w:top w:color="1f1f1f" w:space="0" w:sz="4" w:val="single"/>
+              <w:left w:color="1f1f1f" w:space="0" w:sz="4" w:val="single"/>
+              <w:bottom w:color="1f1f1f" w:space="0" w:sz="4" w:val="single"/>
+              <w:right w:color="1f1f1f" w:space="0" w:sz="4" w:val="single"/>
+            </w:tcBorders>
+            <w:tcMar>
+              <w:top w:w="240.0" w:type="dxa"/>
+              <w:left w:w="0.0" w:type="dxa"/>
+              <w:bottom w:w="240.0" w:type="dxa"/>
+              <w:right w:w="180.0" w:type="dxa"/>
+            </w:tcMar>
+            <w:vAlign w:val="top"/>
+          </w:tcPr>
+          <w:p>
+            <w:pPr>
+              <w:spacing w:after="480" w:lineRule="auto"/>
+              <w:rPr>
+                <w:color w:val="1f1f1f"/>
+              </w:rPr>
+            </w:pPr>
+            <w:r>
+              <w:rPr>
+                <w:color w:val="1f1f1f"/>
+                <w:rtl w:val="0"/>
+              </w:rPr>
               <w:t xml:space="preserve">PUT</w:t>
             </w:r>
           </w:p>
@@ -5250,6 +5484,721 @@
                 <w:rtl w:val="0"/>
               </w:rPr>
               <w:t xml:space="preserve">Admin</w:t>
+            </w:r>
+          </w:p>
+        </w:tc>
+      </w:tr>
+      <w:tr>
+        <w:trPr>
+          <w:cantSplit w:val="0"/>
+          <w:trHeight w:val="1523.701171875" w:hRule="atLeast"/>
+          <w:tblHeader w:val="0"/>
+        </w:trPr>
+        <w:tc>
+          <w:tcPr>
+            <w:tcBorders>
+              <w:top w:color="1f1f1f" w:space="0" w:sz="4" w:val="single"/>
+              <w:left w:color="1f1f1f" w:space="0" w:sz="4" w:val="single"/>
+              <w:bottom w:color="1f1f1f" w:space="0" w:sz="4" w:val="single"/>
+              <w:right w:color="1f1f1f" w:space="0" w:sz="4" w:val="single"/>
+            </w:tcBorders>
+            <w:tcMar>
+              <w:top w:w="240.0" w:type="dxa"/>
+              <w:left w:w="0.0" w:type="dxa"/>
+              <w:bottom w:w="240.0" w:type="dxa"/>
+              <w:right w:w="180.0" w:type="dxa"/>
+            </w:tcMar>
+            <w:vAlign w:val="top"/>
+          </w:tcPr>
+          <w:p>
+            <w:pPr>
+              <w:spacing w:after="480" w:lineRule="auto"/>
+              <w:rPr>
+                <w:b w:val="1"/>
+                <w:bCs w:val="1"/>
+                <w:color w:val="1f1f1f"/>
+              </w:rPr>
+            </w:pPr>
+            <w:r>
+              <w:rPr>
+                <w:rFonts w:ascii="Arial Unicode MS" w:cs="Arial Unicode MS" w:eastAsia="Arial Unicode MS" w:hAnsi="Arial Unicode MS"/>
+                <w:b w:val="1"/>
+                <w:bCs w:val="1"/>
+                <w:color w:val="1f1f1f"/>
+                <w:rtl w:val="0"/>
+              </w:rPr>
+              <w:t xml:space="preserve">玩家養成</w:t>
+            </w:r>
+          </w:p>
+        </w:tc>
+        <w:tc>
+          <w:tcPr>
+            <w:tcBorders>
+              <w:top w:color="1f1f1f" w:space="0" w:sz="4" w:val="single"/>
+              <w:left w:color="1f1f1f" w:space="0" w:sz="4" w:val="single"/>
+              <w:bottom w:color="1f1f1f" w:space="0" w:sz="4" w:val="single"/>
+              <w:right w:color="1f1f1f" w:space="0" w:sz="4" w:val="single"/>
+            </w:tcBorders>
+            <w:tcMar>
+              <w:top w:w="240.0" w:type="dxa"/>
+              <w:left w:w="0.0" w:type="dxa"/>
+              <w:bottom w:w="240.0" w:type="dxa"/>
+              <w:right w:w="180.0" w:type="dxa"/>
+            </w:tcMar>
+            <w:vAlign w:val="top"/>
+          </w:tcPr>
+          <w:p>
+            <w:pPr>
+              <w:spacing w:after="480" w:lineRule="auto"/>
+              <w:rPr>
+                <w:color w:val="1f1f1f"/>
+              </w:rPr>
+            </w:pPr>
+            <w:r>
+              <w:rPr>
+                <w:color w:val="1f1f1f"/>
+                <w:rtl w:val="0"/>
+              </w:rPr>
+              <w:t xml:space="preserve">POST</w:t>
+            </w:r>
+          </w:p>
+        </w:tc>
+        <w:tc>
+          <w:tcPr>
+            <w:tcBorders>
+              <w:top w:color="1f1f1f" w:space="0" w:sz="4" w:val="single"/>
+              <w:left w:color="1f1f1f" w:space="0" w:sz="4" w:val="single"/>
+              <w:bottom w:color="1f1f1f" w:space="0" w:sz="4" w:val="single"/>
+              <w:right w:color="1f1f1f" w:space="0" w:sz="4" w:val="single"/>
+            </w:tcBorders>
+            <w:tcMar>
+              <w:top w:w="240.0" w:type="dxa"/>
+              <w:left w:w="0.0" w:type="dxa"/>
+              <w:bottom w:w="240.0" w:type="dxa"/>
+              <w:right w:w="180.0" w:type="dxa"/>
+            </w:tcMar>
+            <w:vAlign w:val="top"/>
+          </w:tcPr>
+          <w:p>
+            <w:pPr>
+              <w:spacing w:after="480" w:lineRule="auto"/>
+              <w:rPr>
+                <w:color w:val="444746"/>
+              </w:rPr>
+            </w:pPr>
+            <w:r>
+              <w:rPr>
+                <w:color w:val="444746"/>
+                <w:rtl w:val="0"/>
+              </w:rPr>
+              <w:t xml:space="preserve">/users/me/operators</w:t>
+            </w:r>
+          </w:p>
+        </w:tc>
+        <w:tc>
+          <w:tcPr>
+            <w:tcBorders>
+              <w:top w:color="1f1f1f" w:space="0" w:sz="4" w:val="single"/>
+              <w:left w:color="1f1f1f" w:space="0" w:sz="4" w:val="single"/>
+              <w:bottom w:color="1f1f1f" w:space="0" w:sz="4" w:val="single"/>
+              <w:right w:color="1f1f1f" w:space="0" w:sz="4" w:val="single"/>
+            </w:tcBorders>
+            <w:tcMar>
+              <w:top w:w="240.0" w:type="dxa"/>
+              <w:left w:w="0.0" w:type="dxa"/>
+              <w:bottom w:w="240.0" w:type="dxa"/>
+              <w:right w:w="180.0" w:type="dxa"/>
+            </w:tcMar>
+            <w:vAlign w:val="top"/>
+          </w:tcPr>
+          <w:p>
+            <w:pPr>
+              <w:spacing w:after="480" w:lineRule="auto"/>
+              <w:rPr>
+                <w:color w:val="1f1f1f"/>
+              </w:rPr>
+            </w:pPr>
+            <w:r>
+              <w:rPr>
+                <w:rFonts w:ascii="Arial Unicode MS" w:cs="Arial Unicode MS" w:eastAsia="Arial Unicode MS" w:hAnsi="Arial Unicode MS"/>
+                <w:color w:val="1f1f1f"/>
+                <w:rtl w:val="0"/>
+              </w:rPr>
+              <w:t xml:space="preserve">將幹員加入自己的持有清單</w:t>
+            </w:r>
+          </w:p>
+        </w:tc>
+        <w:tc>
+          <w:tcPr>
+            <w:tcBorders>
+              <w:top w:color="1f1f1f" w:space="0" w:sz="4" w:val="single"/>
+              <w:left w:color="1f1f1f" w:space="0" w:sz="4" w:val="single"/>
+              <w:bottom w:color="1f1f1f" w:space="0" w:sz="4" w:val="single"/>
+              <w:right w:color="1f1f1f" w:space="0" w:sz="4" w:val="single"/>
+            </w:tcBorders>
+            <w:tcMar>
+              <w:top w:w="240.0" w:type="dxa"/>
+              <w:left w:w="0.0" w:type="dxa"/>
+              <w:bottom w:w="240.0" w:type="dxa"/>
+              <w:right w:w="180.0" w:type="dxa"/>
+            </w:tcMar>
+            <w:vAlign w:val="top"/>
+          </w:tcPr>
+          <w:p>
+            <w:pPr>
+              <w:spacing w:after="480" w:lineRule="auto"/>
+              <w:rPr>
+                <w:color w:val="1f1f1f"/>
+              </w:rPr>
+            </w:pPr>
+            <w:r>
+              <w:rPr>
+                <w:rFonts w:ascii="Arial Unicode MS" w:cs="Arial Unicode MS" w:eastAsia="Arial Unicode MS" w:hAnsi="Arial Unicode MS"/>
+                <w:color w:val="1f1f1f"/>
+                <w:rtl w:val="0"/>
+              </w:rPr>
+              <w:t xml:space="preserve">包含幹員ID、當前培養狀態、目標培養狀態在內的JSON</w:t>
+            </w:r>
+          </w:p>
+        </w:tc>
+        <w:tc>
+          <w:tcPr>
+            <w:tcBorders>
+              <w:top w:color="1f1f1f" w:space="0" w:sz="4" w:val="single"/>
+              <w:left w:color="1f1f1f" w:space="0" w:sz="4" w:val="single"/>
+              <w:bottom w:color="1f1f1f" w:space="0" w:sz="4" w:val="single"/>
+              <w:right w:color="1f1f1f" w:space="0" w:sz="4" w:val="single"/>
+            </w:tcBorders>
+            <w:tcMar>
+              <w:top w:w="240.0" w:type="dxa"/>
+              <w:left w:w="0.0" w:type="dxa"/>
+              <w:bottom w:w="240.0" w:type="dxa"/>
+              <w:right w:w="180.0" w:type="dxa"/>
+            </w:tcMar>
+            <w:vAlign w:val="top"/>
+          </w:tcPr>
+          <w:p>
+            <w:pPr>
+              <w:spacing w:after="480" w:lineRule="auto"/>
+              <w:rPr>
+                <w:color w:val="444746"/>
+              </w:rPr>
+            </w:pPr>
+            <w:r>
+              <w:rPr>
+                <w:rFonts w:ascii="Arial Unicode MS" w:cs="Arial Unicode MS" w:eastAsia="Arial Unicode MS" w:hAnsi="Arial Unicode MS"/>
+                <w:color w:val="444746"/>
+                <w:rtl w:val="0"/>
+              </w:rPr>
+              <w:t xml:space="preserve">{message: "新增持有幹員成功"}</w:t>
+            </w:r>
+          </w:p>
+        </w:tc>
+        <w:tc>
+          <w:tcPr>
+            <w:tcBorders>
+              <w:top w:color="1f1f1f" w:space="0" w:sz="4" w:val="single"/>
+              <w:left w:color="1f1f1f" w:space="0" w:sz="4" w:val="single"/>
+              <w:bottom w:color="1f1f1f" w:space="0" w:sz="4" w:val="single"/>
+              <w:right w:color="1f1f1f" w:space="0" w:sz="4" w:val="single"/>
+            </w:tcBorders>
+            <w:tcMar>
+              <w:top w:w="240.0" w:type="dxa"/>
+              <w:left w:w="0.0" w:type="dxa"/>
+              <w:bottom w:w="240.0" w:type="dxa"/>
+              <w:right w:w="0.0" w:type="dxa"/>
+            </w:tcMar>
+            <w:vAlign w:val="top"/>
+          </w:tcPr>
+          <w:p>
+            <w:pPr>
+              <w:spacing w:after="480" w:lineRule="auto"/>
+              <w:rPr>
+                <w:color w:val="1f1f1f"/>
+              </w:rPr>
+            </w:pPr>
+            <w:r>
+              <w:rPr>
+                <w:rFonts w:ascii="Arial Unicode MS" w:cs="Arial Unicode MS" w:eastAsia="Arial Unicode MS" w:hAnsi="Arial Unicode MS"/>
+                <w:color w:val="1f1f1f"/>
+                <w:rtl w:val="0"/>
+              </w:rPr>
+              <w:t xml:space="preserve">註冊會員</w:t>
+            </w:r>
+          </w:p>
+        </w:tc>
+      </w:tr>
+      <w:tr>
+        <w:trPr>
+          <w:cantSplit w:val="0"/>
+          <w:trHeight w:val="122.77587890625" w:hRule="atLeast"/>
+          <w:tblHeader w:val="0"/>
+        </w:trPr>
+        <w:tc>
+          <w:tcPr>
+            <w:tcBorders>
+              <w:top w:color="1f1f1f" w:space="0" w:sz="4" w:val="single"/>
+              <w:left w:color="1f1f1f" w:space="0" w:sz="4" w:val="single"/>
+              <w:bottom w:color="1f1f1f" w:space="0" w:sz="4" w:val="single"/>
+              <w:right w:color="1f1f1f" w:space="0" w:sz="4" w:val="single"/>
+            </w:tcBorders>
+            <w:tcMar>
+              <w:top w:w="240.0" w:type="dxa"/>
+              <w:left w:w="0.0" w:type="dxa"/>
+              <w:bottom w:w="240.0" w:type="dxa"/>
+              <w:right w:w="180.0" w:type="dxa"/>
+            </w:tcMar>
+            <w:vAlign w:val="top"/>
+          </w:tcPr>
+          <w:p>
+            <w:pPr>
+              <w:spacing w:after="480" w:lineRule="auto"/>
+              <w:rPr>
+                <w:b w:val="1"/>
+                <w:bCs w:val="1"/>
+                <w:color w:val="1f1f1f"/>
+              </w:rPr>
+            </w:pPr>
+            <w:r>
+              <w:rPr>
+                <w:rtl w:val="0"/>
+              </w:rPr>
+            </w:r>
+          </w:p>
+        </w:tc>
+        <w:tc>
+          <w:tcPr>
+            <w:tcBorders>
+              <w:top w:color="1f1f1f" w:space="0" w:sz="4" w:val="single"/>
+              <w:left w:color="1f1f1f" w:space="0" w:sz="4" w:val="single"/>
+              <w:bottom w:color="1f1f1f" w:space="0" w:sz="4" w:val="single"/>
+              <w:right w:color="1f1f1f" w:space="0" w:sz="4" w:val="single"/>
+            </w:tcBorders>
+            <w:tcMar>
+              <w:top w:w="240.0" w:type="dxa"/>
+              <w:left w:w="0.0" w:type="dxa"/>
+              <w:bottom w:w="240.0" w:type="dxa"/>
+              <w:right w:w="180.0" w:type="dxa"/>
+            </w:tcMar>
+            <w:vAlign w:val="top"/>
+          </w:tcPr>
+          <w:p>
+            <w:pPr>
+              <w:spacing w:after="480" w:lineRule="auto"/>
+              <w:rPr>
+                <w:color w:val="1f1f1f"/>
+              </w:rPr>
+            </w:pPr>
+            <w:r>
+              <w:rPr>
+                <w:color w:val="1f1f1f"/>
+                <w:rtl w:val="0"/>
+              </w:rPr>
+              <w:t xml:space="preserve">GET</w:t>
+            </w:r>
+          </w:p>
+        </w:tc>
+        <w:tc>
+          <w:tcPr>
+            <w:tcBorders>
+              <w:top w:color="1f1f1f" w:space="0" w:sz="4" w:val="single"/>
+              <w:left w:color="1f1f1f" w:space="0" w:sz="4" w:val="single"/>
+              <w:bottom w:color="1f1f1f" w:space="0" w:sz="4" w:val="single"/>
+              <w:right w:color="1f1f1f" w:space="0" w:sz="4" w:val="single"/>
+            </w:tcBorders>
+            <w:tcMar>
+              <w:top w:w="240.0" w:type="dxa"/>
+              <w:left w:w="0.0" w:type="dxa"/>
+              <w:bottom w:w="240.0" w:type="dxa"/>
+              <w:right w:w="180.0" w:type="dxa"/>
+            </w:tcMar>
+            <w:vAlign w:val="top"/>
+          </w:tcPr>
+          <w:p>
+            <w:pPr>
+              <w:spacing w:after="480" w:lineRule="auto"/>
+              <w:rPr>
+                <w:color w:val="444746"/>
+              </w:rPr>
+            </w:pPr>
+            <w:r>
+              <w:rPr>
+                <w:color w:val="444746"/>
+                <w:rtl w:val="0"/>
+              </w:rPr>
+              <w:t xml:space="preserve">/users/me/operators</w:t>
+            </w:r>
+          </w:p>
+        </w:tc>
+        <w:tc>
+          <w:tcPr>
+            <w:tcBorders>
+              <w:top w:color="1f1f1f" w:space="0" w:sz="4" w:val="single"/>
+              <w:left w:color="1f1f1f" w:space="0" w:sz="4" w:val="single"/>
+              <w:bottom w:color="1f1f1f" w:space="0" w:sz="4" w:val="single"/>
+              <w:right w:color="1f1f1f" w:space="0" w:sz="4" w:val="single"/>
+            </w:tcBorders>
+            <w:tcMar>
+              <w:top w:w="240.0" w:type="dxa"/>
+              <w:left w:w="0.0" w:type="dxa"/>
+              <w:bottom w:w="240.0" w:type="dxa"/>
+              <w:right w:w="180.0" w:type="dxa"/>
+            </w:tcMar>
+            <w:vAlign w:val="top"/>
+          </w:tcPr>
+          <w:p>
+            <w:pPr>
+              <w:spacing w:after="480" w:lineRule="auto"/>
+              <w:rPr>
+                <w:color w:val="1f1f1f"/>
+              </w:rPr>
+            </w:pPr>
+            <w:r>
+              <w:rPr>
+                <w:rFonts w:ascii="Arial Unicode MS" w:cs="Arial Unicode MS" w:eastAsia="Arial Unicode MS" w:hAnsi="Arial Unicode MS"/>
+                <w:color w:val="1f1f1f"/>
+                <w:rtl w:val="0"/>
+              </w:rPr>
+              <w:t xml:space="preserve">查詢玩家個人擁有的幹員庫</w:t>
+            </w:r>
+          </w:p>
+        </w:tc>
+        <w:tc>
+          <w:tcPr>
+            <w:tcBorders>
+              <w:top w:color="1f1f1f" w:space="0" w:sz="4" w:val="single"/>
+              <w:left w:color="1f1f1f" w:space="0" w:sz="4" w:val="single"/>
+              <w:bottom w:color="1f1f1f" w:space="0" w:sz="4" w:val="single"/>
+              <w:right w:color="1f1f1f" w:space="0" w:sz="4" w:val="single"/>
+            </w:tcBorders>
+            <w:tcMar>
+              <w:top w:w="240.0" w:type="dxa"/>
+              <w:left w:w="0.0" w:type="dxa"/>
+              <w:bottom w:w="240.0" w:type="dxa"/>
+              <w:right w:w="180.0" w:type="dxa"/>
+            </w:tcMar>
+            <w:vAlign w:val="top"/>
+          </w:tcPr>
+          <w:p>
+            <w:pPr>
+              <w:spacing w:after="480" w:lineRule="auto"/>
+              <w:rPr>
+                <w:color w:val="1f1f1f"/>
+              </w:rPr>
+            </w:pPr>
+            <w:r>
+              <w:rPr>
+                <w:rFonts w:ascii="Arial Unicode MS" w:cs="Arial Unicode MS" w:eastAsia="Arial Unicode MS" w:hAnsi="Arial Unicode MS"/>
+                <w:color w:val="1f1f1f"/>
+                <w:rtl w:val="0"/>
+              </w:rPr>
+              <w:t xml:space="preserve">登入 Token</w:t>
+            </w:r>
+          </w:p>
+        </w:tc>
+        <w:tc>
+          <w:tcPr>
+            <w:tcBorders>
+              <w:top w:color="1f1f1f" w:space="0" w:sz="4" w:val="single"/>
+              <w:left w:color="1f1f1f" w:space="0" w:sz="4" w:val="single"/>
+              <w:bottom w:color="1f1f1f" w:space="0" w:sz="4" w:val="single"/>
+              <w:right w:color="1f1f1f" w:space="0" w:sz="4" w:val="single"/>
+            </w:tcBorders>
+            <w:tcMar>
+              <w:top w:w="240.0" w:type="dxa"/>
+              <w:left w:w="0.0" w:type="dxa"/>
+              <w:bottom w:w="240.0" w:type="dxa"/>
+              <w:right w:w="180.0" w:type="dxa"/>
+            </w:tcMar>
+            <w:vAlign w:val="top"/>
+          </w:tcPr>
+          <w:p>
+            <w:pPr>
+              <w:spacing w:after="480" w:lineRule="auto"/>
+              <w:rPr>
+                <w:color w:val="444746"/>
+              </w:rPr>
+            </w:pPr>
+            <w:r>
+              <w:rPr>
+                <w:rFonts w:ascii="Arial Unicode MS" w:cs="Arial Unicode MS" w:eastAsia="Arial Unicode MS" w:hAnsi="Arial Unicode MS"/>
+                <w:color w:val="444746"/>
+                <w:rtl w:val="0"/>
+              </w:rPr>
+              <w:t xml:space="preserve">包含幹員名稱、目前等級與目標等級的 JSON </w:t>
+            </w:r>
+          </w:p>
+        </w:tc>
+        <w:tc>
+          <w:tcPr>
+            <w:tcBorders>
+              <w:top w:color="1f1f1f" w:space="0" w:sz="4" w:val="single"/>
+              <w:left w:color="1f1f1f" w:space="0" w:sz="4" w:val="single"/>
+              <w:bottom w:color="1f1f1f" w:space="0" w:sz="4" w:val="single"/>
+              <w:right w:color="1f1f1f" w:space="0" w:sz="4" w:val="single"/>
+            </w:tcBorders>
+            <w:tcMar>
+              <w:top w:w="240.0" w:type="dxa"/>
+              <w:left w:w="0.0" w:type="dxa"/>
+              <w:bottom w:w="240.0" w:type="dxa"/>
+              <w:right w:w="0.0" w:type="dxa"/>
+            </w:tcMar>
+            <w:vAlign w:val="top"/>
+          </w:tcPr>
+          <w:p>
+            <w:pPr>
+              <w:spacing w:after="480" w:lineRule="auto"/>
+              <w:rPr>
+                <w:color w:val="1f1f1f"/>
+              </w:rPr>
+            </w:pPr>
+            <w:r>
+              <w:rPr>
+                <w:rFonts w:ascii="Arial Unicode MS" w:cs="Arial Unicode MS" w:eastAsia="Arial Unicode MS" w:hAnsi="Arial Unicode MS"/>
+                <w:color w:val="1f1f1f"/>
+                <w:rtl w:val="0"/>
+              </w:rPr>
+              <w:t xml:space="preserve">註冊會員</w:t>
+            </w:r>
+          </w:p>
+        </w:tc>
+      </w:tr>
+      <w:tr>
+        <w:trPr>
+          <w:cantSplit w:val="0"/>
+          <w:trHeight w:val="1523.701171875" w:hRule="atLeast"/>
+          <w:tblHeader w:val="0"/>
+        </w:trPr>
+        <w:tc>
+          <w:tcPr>
+            <w:tcBorders>
+              <w:top w:color="1f1f1f" w:space="0" w:sz="4" w:val="single"/>
+              <w:left w:color="1f1f1f" w:space="0" w:sz="4" w:val="single"/>
+              <w:bottom w:color="1f1f1f" w:space="0" w:sz="4" w:val="single"/>
+              <w:right w:color="1f1f1f" w:space="0" w:sz="4" w:val="single"/>
+            </w:tcBorders>
+            <w:tcMar>
+              <w:top w:w="240.0" w:type="dxa"/>
+              <w:left w:w="0.0" w:type="dxa"/>
+              <w:bottom w:w="240.0" w:type="dxa"/>
+              <w:right w:w="180.0" w:type="dxa"/>
+            </w:tcMar>
+            <w:vAlign w:val="top"/>
+          </w:tcPr>
+          <w:p>
+            <w:pPr>
+              <w:spacing w:after="480" w:lineRule="auto"/>
+              <w:rPr>
+                <w:b w:val="1"/>
+                <w:bCs w:val="1"/>
+                <w:color w:val="1f1f1f"/>
+              </w:rPr>
+            </w:pPr>
+            <w:r>
+              <w:rPr>
+                <w:rtl w:val="0"/>
+              </w:rPr>
+            </w:r>
+          </w:p>
+        </w:tc>
+        <w:tc>
+          <w:tcPr>
+            <w:tcBorders>
+              <w:top w:color="1f1f1f" w:space="0" w:sz="4" w:val="single"/>
+              <w:left w:color="1f1f1f" w:space="0" w:sz="4" w:val="single"/>
+              <w:bottom w:color="1f1f1f" w:space="0" w:sz="4" w:val="single"/>
+              <w:right w:color="1f1f1f" w:space="0" w:sz="4" w:val="single"/>
+            </w:tcBorders>
+            <w:tcMar>
+              <w:top w:w="240.0" w:type="dxa"/>
+              <w:left w:w="0.0" w:type="dxa"/>
+              <w:bottom w:w="240.0" w:type="dxa"/>
+              <w:right w:w="180.0" w:type="dxa"/>
+            </w:tcMar>
+            <w:vAlign w:val="top"/>
+          </w:tcPr>
+          <w:p>
+            <w:pPr>
+              <w:spacing w:after="480" w:lineRule="auto"/>
+              <w:rPr>
+                <w:color w:val="1f1f1f"/>
+              </w:rPr>
+            </w:pPr>
+            <w:r>
+              <w:rPr>
+                <w:color w:val="1f1f1f"/>
+                <w:rtl w:val="0"/>
+              </w:rPr>
+              <w:t xml:space="preserve">PUT</w:t>
+            </w:r>
+          </w:p>
+        </w:tc>
+        <w:tc>
+          <w:tcPr>
+            <w:tcBorders>
+              <w:top w:color="1f1f1f" w:space="0" w:sz="4" w:val="single"/>
+              <w:left w:color="1f1f1f" w:space="0" w:sz="4" w:val="single"/>
+              <w:bottom w:color="1f1f1f" w:space="0" w:sz="4" w:val="single"/>
+              <w:right w:color="1f1f1f" w:space="0" w:sz="4" w:val="single"/>
+            </w:tcBorders>
+            <w:tcMar>
+              <w:top w:w="240.0" w:type="dxa"/>
+              <w:left w:w="0.0" w:type="dxa"/>
+              <w:bottom w:w="240.0" w:type="dxa"/>
+              <w:right w:w="180.0" w:type="dxa"/>
+            </w:tcMar>
+            <w:vAlign w:val="top"/>
+          </w:tcPr>
+          <w:p>
+            <w:pPr>
+              <w:spacing w:after="480" w:lineRule="auto"/>
+              <w:rPr>
+                <w:color w:val="444746"/>
+              </w:rPr>
+            </w:pPr>
+            <w:r>
+              <w:rPr>
+                <w:color w:val="444746"/>
+                <w:rtl w:val="0"/>
+              </w:rPr>
+              <w:t xml:space="preserve">/users/me/operators/{op_id}</w:t>
+            </w:r>
+          </w:p>
+        </w:tc>
+        <w:tc>
+          <w:tcPr>
+            <w:tcBorders>
+              <w:top w:color="1f1f1f" w:space="0" w:sz="4" w:val="single"/>
+              <w:left w:color="1f1f1f" w:space="0" w:sz="4" w:val="single"/>
+              <w:bottom w:color="1f1f1f" w:space="0" w:sz="4" w:val="single"/>
+              <w:right w:color="1f1f1f" w:space="0" w:sz="4" w:val="single"/>
+            </w:tcBorders>
+            <w:tcMar>
+              <w:top w:w="240.0" w:type="dxa"/>
+              <w:left w:w="0.0" w:type="dxa"/>
+              <w:bottom w:w="240.0" w:type="dxa"/>
+              <w:right w:w="180.0" w:type="dxa"/>
+            </w:tcMar>
+            <w:vAlign w:val="top"/>
+          </w:tcPr>
+          <w:p>
+            <w:pPr>
+              <w:spacing w:after="480" w:lineRule="auto"/>
+              <w:rPr>
+                <w:color w:val="1f1f1f"/>
+              </w:rPr>
+            </w:pPr>
+            <w:r>
+              <w:rPr>
+                <w:rFonts w:ascii="Arial Unicode MS" w:cs="Arial Unicode MS" w:eastAsia="Arial Unicode MS" w:hAnsi="Arial Unicode MS"/>
+                <w:color w:val="1f1f1f"/>
+                <w:rtl w:val="0"/>
+              </w:rPr>
+              <w:t xml:space="preserve">更新特定幹員的練度與目標</w:t>
+            </w:r>
+          </w:p>
+        </w:tc>
+        <w:tc>
+          <w:tcPr>
+            <w:tcBorders>
+              <w:top w:color="1f1f1f" w:space="0" w:sz="4" w:val="single"/>
+              <w:left w:color="1f1f1f" w:space="0" w:sz="4" w:val="single"/>
+              <w:bottom w:color="1f1f1f" w:space="0" w:sz="4" w:val="single"/>
+              <w:right w:color="1f1f1f" w:space="0" w:sz="4" w:val="single"/>
+            </w:tcBorders>
+            <w:tcMar>
+              <w:top w:w="240.0" w:type="dxa"/>
+              <w:left w:w="0.0" w:type="dxa"/>
+              <w:bottom w:w="240.0" w:type="dxa"/>
+              <w:right w:w="180.0" w:type="dxa"/>
+            </w:tcMar>
+            <w:vAlign w:val="top"/>
+          </w:tcPr>
+          <w:p>
+            <w:pPr>
+              <w:spacing w:after="480" w:lineRule="auto"/>
+              <w:rPr>
+                <w:color w:val="1f1f1f"/>
+              </w:rPr>
+            </w:pPr>
+            <w:r>
+              <w:rPr>
+                <w:rFonts w:ascii="Arial Unicode MS" w:cs="Arial Unicode MS" w:eastAsia="Arial Unicode MS" w:hAnsi="Arial Unicode MS"/>
+                <w:color w:val="444746"/>
+                <w:rtl w:val="0"/>
+              </w:rPr>
+              <w:t xml:space="preserve">包含目前等級與目標等級的 JSON</w:t>
+            </w:r>
+            <w:r>
+              <w:rPr>
+                <w:rtl w:val="0"/>
+              </w:rPr>
+            </w:r>
+          </w:p>
+        </w:tc>
+        <w:tc>
+          <w:tcPr>
+            <w:tcBorders>
+              <w:top w:color="1f1f1f" w:space="0" w:sz="4" w:val="single"/>
+              <w:left w:color="1f1f1f" w:space="0" w:sz="4" w:val="single"/>
+              <w:bottom w:color="1f1f1f" w:space="0" w:sz="4" w:val="single"/>
+              <w:right w:color="1f1f1f" w:space="0" w:sz="4" w:val="single"/>
+            </w:tcBorders>
+            <w:tcMar>
+              <w:top w:w="240.0" w:type="dxa"/>
+              <w:left w:w="0.0" w:type="dxa"/>
+              <w:bottom w:w="240.0" w:type="dxa"/>
+              <w:right w:w="180.0" w:type="dxa"/>
+            </w:tcMar>
+            <w:vAlign w:val="top"/>
+          </w:tcPr>
+          <w:p>
+            <w:pPr>
+              <w:spacing w:after="480" w:lineRule="auto"/>
+              <w:rPr>
+                <w:color w:val="444746"/>
+              </w:rPr>
+            </w:pPr>
+            <w:r>
+              <w:rPr>
+                <w:rFonts w:ascii="Arial Unicode MS" w:cs="Arial Unicode MS" w:eastAsia="Arial Unicode MS" w:hAnsi="Arial Unicode MS"/>
+                <w:color w:val="444746"/>
+                <w:rtl w:val="0"/>
+              </w:rPr>
+              <w:t xml:space="preserve">{message: "練度更新成功"}</w:t>
+            </w:r>
+          </w:p>
+        </w:tc>
+        <w:tc>
+          <w:tcPr>
+            <w:tcBorders>
+              <w:top w:color="1f1f1f" w:space="0" w:sz="4" w:val="single"/>
+              <w:left w:color="1f1f1f" w:space="0" w:sz="4" w:val="single"/>
+              <w:bottom w:color="1f1f1f" w:space="0" w:sz="4" w:val="single"/>
+              <w:right w:color="1f1f1f" w:space="0" w:sz="4" w:val="single"/>
+            </w:tcBorders>
+            <w:tcMar>
+              <w:top w:w="240.0" w:type="dxa"/>
+              <w:left w:w="0.0" w:type="dxa"/>
+              <w:bottom w:w="240.0" w:type="dxa"/>
+              <w:right w:w="0.0" w:type="dxa"/>
+            </w:tcMar>
+            <w:vAlign w:val="top"/>
+          </w:tcPr>
+          <w:p>
+            <w:pPr>
+              <w:spacing w:after="480" w:lineRule="auto"/>
+              <w:rPr>
+                <w:color w:val="1f1f1f"/>
+              </w:rPr>
+            </w:pPr>
+            <w:r>
+              <w:rPr>
+                <w:rFonts w:ascii="Arial Unicode MS" w:cs="Arial Unicode MS" w:eastAsia="Arial Unicode MS" w:hAnsi="Arial Unicode MS"/>
+                <w:color w:val="1f1f1f"/>
+                <w:rtl w:val="0"/>
+              </w:rPr>
+              <w:t xml:space="preserve">註冊會員</w:t>
             </w:r>
           </w:p>
         </w:tc>
@@ -5649,7 +6598,7 @@
                 <w:color w:val="1d2125"/>
                 <w:rtl w:val="0"/>
               </w:rPr>
-              <w:t xml:space="preserve">新增攻略</w:t>
+              <w:t xml:space="preserve">查詢關卡攻略</w:t>
             </w:r>
           </w:p>
         </w:tc>
@@ -5675,11 +6624,11 @@
             </w:pPr>
             <w:r>
               <w:rPr>
-                <w:rFonts w:ascii="SimSun" w:cs="SimSun" w:eastAsia="SimSun" w:hAnsi="SimSun"/>
-                <w:color w:val="1d2125"/>
-                <w:rtl w:val="0"/>
-              </w:rPr>
-              <w:t xml:space="preserve">Guides(關聯至Registered_User)</w:t>
+                <w:rFonts w:ascii="Roboto" w:cs="Roboto" w:eastAsia="Roboto" w:hAnsi="Roboto"/>
+                <w:color w:val="1d2125"/>
+                <w:rtl w:val="0"/>
+              </w:rPr>
+              <w:t xml:space="preserve">Guides, Stages</w:t>
             </w:r>
           </w:p>
         </w:tc>
@@ -5713,20 +6662,14 @@
               <w:jc w:val="left"/>
               <w:rPr>
                 <w:rFonts w:ascii="Roboto" w:cs="Roboto" w:eastAsia="Roboto" w:hAnsi="Roboto"/>
-                <w:color w:val="1d2125"/>
-                <w:sz w:val="20"/>
-                <w:szCs w:val="20"/>
-              </w:rPr>
-            </w:pPr>
-            <w:r>
-              <w:rPr>
-                <w:rFonts w:ascii="Roboto" w:cs="Roboto" w:eastAsia="Roboto" w:hAnsi="Roboto"/>
-                <w:color w:val="1d2125"/>
-                <w:sz w:val="21"/>
-                <w:szCs w:val="21"/>
-                <w:rtl w:val="0"/>
-              </w:rPr>
-              <w:t xml:space="preserve">INSERT</w:t>
+              </w:rPr>
+            </w:pPr>
+            <w:r>
+              <w:rPr>
+                <w:rFonts w:ascii="Roboto Mono" w:cs="Roboto Mono" w:eastAsia="Roboto Mono" w:hAnsi="Roboto Mono"/>
+                <w:rtl w:val="0"/>
+              </w:rPr>
+              <w:t xml:space="preserve">SELECT + JOIN</w:t>
             </w:r>
             <w:r>
               <w:rPr>
@@ -5780,7 +6723,7 @@
                 <w:color w:val="1d2125"/>
                 <w:rtl w:val="0"/>
               </w:rPr>
-              <w:t xml:space="preserve">刪除攻略</w:t>
+              <w:t xml:space="preserve">新增攻略</w:t>
             </w:r>
           </w:p>
         </w:tc>
@@ -5806,11 +6749,11 @@
             </w:pPr>
             <w:r>
               <w:rPr>
-                <w:rFonts w:ascii="Roboto" w:cs="Roboto" w:eastAsia="Roboto" w:hAnsi="Roboto"/>
-                <w:color w:val="1d2125"/>
-                <w:rtl w:val="0"/>
-              </w:rPr>
-              <w:t xml:space="preserve">Guides</w:t>
+                <w:rFonts w:ascii="SimSun" w:cs="SimSun" w:eastAsia="SimSun" w:hAnsi="SimSun"/>
+                <w:color w:val="1d2125"/>
+                <w:rtl w:val="0"/>
+              </w:rPr>
+              <w:t xml:space="preserve">Guides(關聯至Registered_User)</w:t>
             </w:r>
           </w:p>
         </w:tc>
@@ -5845,15 +6788,24 @@
               <w:rPr>
                 <w:rFonts w:ascii="Roboto" w:cs="Roboto" w:eastAsia="Roboto" w:hAnsi="Roboto"/>
                 <w:color w:val="1d2125"/>
+                <w:sz w:val="20"/>
+                <w:szCs w:val="20"/>
               </w:rPr>
             </w:pPr>
             <w:r>
               <w:rPr>
                 <w:rFonts w:ascii="Roboto" w:cs="Roboto" w:eastAsia="Roboto" w:hAnsi="Roboto"/>
                 <w:color w:val="1d2125"/>
-                <w:rtl w:val="0"/>
-              </w:rPr>
-              <w:t xml:space="preserve">DELETE</w:t>
+                <w:sz w:val="21"/>
+                <w:szCs w:val="21"/>
+                <w:rtl w:val="0"/>
+              </w:rPr>
+              <w:t xml:space="preserve">INSERT</w:t>
+            </w:r>
+            <w:r>
+              <w:rPr>
+                <w:rtl w:val="0"/>
+              </w:rPr>
             </w:r>
           </w:p>
         </w:tc>
@@ -5902,7 +6854,7 @@
                 <w:color w:val="1d2125"/>
                 <w:rtl w:val="0"/>
               </w:rPr>
-              <w:t xml:space="preserve">查詢關卡</w:t>
+              <w:t xml:space="preserve">刪除攻略</w:t>
             </w:r>
           </w:p>
         </w:tc>
@@ -5932,46 +6884,10 @@
                 <w:color w:val="1d2125"/>
                 <w:rtl w:val="0"/>
               </w:rPr>
-              <w:t xml:space="preserve">Stages</w:t>
-            </w:r>
-          </w:p>
-        </w:tc>
-        <w:tc>
-          <w:tcPr>
-            <w:shd w:fill="auto" w:val="clear"/>
-            <w:tcMar>
-              <w:top w:w="100.0" w:type="dxa"/>
-              <w:left w:w="100.0" w:type="dxa"/>
-              <w:bottom w:w="100.0" w:type="dxa"/>
-              <w:right w:w="100.0" w:type="dxa"/>
-            </w:tcMar>
-            <w:vAlign w:val="top"/>
-          </w:tcPr>
-          <w:p>
-            <w:pPr>
-              <w:widowControl w:val="0"/>
-              <w:spacing w:line="240" w:lineRule="auto"/>
-              <w:rPr>
-                <w:rFonts w:ascii="Roboto" w:cs="Roboto" w:eastAsia="Roboto" w:hAnsi="Roboto"/>
-                <w:color w:val="1d2125"/>
-              </w:rPr>
-            </w:pPr>
-            <w:r>
-              <w:rPr>
-                <w:rFonts w:ascii="Roboto" w:cs="Roboto" w:eastAsia="Roboto" w:hAnsi="Roboto"/>
-                <w:color w:val="1d2125"/>
-                <w:rtl w:val="0"/>
-              </w:rPr>
-              <w:t xml:space="preserve">SELECT</w:t>
-            </w:r>
-          </w:p>
-        </w:tc>
-      </w:tr>
-      <w:tr>
-        <w:trPr>
-          <w:cantSplit w:val="0"/>
-          <w:tblHeader w:val="0"/>
-        </w:trPr>
+              <w:t xml:space="preserve">Guides</w:t>
+            </w:r>
+          </w:p>
+        </w:tc>
         <w:tc>
           <w:tcPr>
             <w:shd w:fill="auto" w:val="clear"/>
@@ -6007,76 +6923,11 @@
             </w:pPr>
             <w:r>
               <w:rPr>
-                <w:rFonts w:ascii="SimSun" w:cs="SimSun" w:eastAsia="SimSun" w:hAnsi="SimSun"/>
-                <w:color w:val="1d2125"/>
-                <w:rtl w:val="0"/>
-              </w:rPr>
-              <w:t xml:space="preserve">新增關卡</w:t>
-            </w:r>
-          </w:p>
-        </w:tc>
-        <w:tc>
-          <w:tcPr>
-            <w:shd w:fill="auto" w:val="clear"/>
-            <w:tcMar>
-              <w:top w:w="100.0" w:type="dxa"/>
-              <w:left w:w="100.0" w:type="dxa"/>
-              <w:bottom w:w="100.0" w:type="dxa"/>
-              <w:right w:w="100.0" w:type="dxa"/>
-            </w:tcMar>
-            <w:vAlign w:val="top"/>
-          </w:tcPr>
-          <w:p>
-            <w:pPr>
-              <w:widowControl w:val="0"/>
-              <w:spacing w:line="240" w:lineRule="auto"/>
-              <w:rPr>
                 <w:rFonts w:ascii="Roboto" w:cs="Roboto" w:eastAsia="Roboto" w:hAnsi="Roboto"/>
                 <w:color w:val="1d2125"/>
-              </w:rPr>
-            </w:pPr>
-            <w:r>
-              <w:rPr>
-                <w:rFonts w:ascii="SimSun" w:cs="SimSun" w:eastAsia="SimSun" w:hAnsi="SimSun"/>
-                <w:color w:val="1d2125"/>
-                <w:rtl w:val="0"/>
-              </w:rPr>
-              <w:t xml:space="preserve">Stages, Drop(中介表)</w:t>
-            </w:r>
-          </w:p>
-        </w:tc>
-        <w:tc>
-          <w:tcPr>
-            <w:shd w:fill="auto" w:val="clear"/>
-            <w:tcMar>
-              <w:top w:w="100.0" w:type="dxa"/>
-              <w:left w:w="100.0" w:type="dxa"/>
-              <w:bottom w:w="100.0" w:type="dxa"/>
-              <w:right w:w="100.0" w:type="dxa"/>
-            </w:tcMar>
-            <w:vAlign w:val="top"/>
-          </w:tcPr>
-          <w:p>
-            <w:pPr>
-              <w:widowControl w:val="0"/>
-              <w:spacing w:line="240" w:lineRule="auto"/>
-              <w:rPr>
-                <w:rFonts w:ascii="Roboto" w:cs="Roboto" w:eastAsia="Roboto" w:hAnsi="Roboto"/>
-                <w:color w:val="1d2125"/>
-              </w:rPr>
-            </w:pPr>
-            <w:r>
-              <w:rPr>
-                <w:rFonts w:ascii="Roboto" w:cs="Roboto" w:eastAsia="Roboto" w:hAnsi="Roboto"/>
-                <w:color w:val="1d2125"/>
-                <w:rtl w:val="0"/>
-              </w:rPr>
-              <w:t xml:space="preserve">INSERT</w:t>
-            </w:r>
-            <w:r>
-              <w:rPr>
-                <w:rtl w:val="0"/>
-              </w:rPr>
+                <w:rtl w:val="0"/>
+              </w:rPr>
+              <w:t xml:space="preserve">DELETE</w:t>
             </w:r>
           </w:p>
         </w:tc>
@@ -6125,7 +6976,7 @@
                 <w:color w:val="1d2125"/>
                 <w:rtl w:val="0"/>
               </w:rPr>
-              <w:t xml:space="preserve">刪除關卡</w:t>
+              <w:t xml:space="preserve">查詢關卡</w:t>
             </w:r>
           </w:p>
         </w:tc>
@@ -6185,7 +7036,7 @@
                 <w:color w:val="1d2125"/>
                 <w:rtl w:val="0"/>
               </w:rPr>
-              <w:t xml:space="preserve">DELETE</w:t>
+              <w:t xml:space="preserve">SELECT</w:t>
             </w:r>
           </w:p>
         </w:tc>
@@ -6234,10 +7085,81 @@
                 <w:color w:val="1d2125"/>
                 <w:rtl w:val="0"/>
               </w:rPr>
-              <w:t xml:space="preserve">查詢角色</w:t>
-            </w:r>
-          </w:p>
-        </w:tc>
+              <w:t xml:space="preserve">新增關卡</w:t>
+            </w:r>
+          </w:p>
+        </w:tc>
+        <w:tc>
+          <w:tcPr>
+            <w:shd w:fill="auto" w:val="clear"/>
+            <w:tcMar>
+              <w:top w:w="100.0" w:type="dxa"/>
+              <w:left w:w="100.0" w:type="dxa"/>
+              <w:bottom w:w="100.0" w:type="dxa"/>
+              <w:right w:w="100.0" w:type="dxa"/>
+            </w:tcMar>
+            <w:vAlign w:val="top"/>
+          </w:tcPr>
+          <w:p>
+            <w:pPr>
+              <w:widowControl w:val="0"/>
+              <w:spacing w:line="240" w:lineRule="auto"/>
+              <w:rPr>
+                <w:rFonts w:ascii="Roboto" w:cs="Roboto" w:eastAsia="Roboto" w:hAnsi="Roboto"/>
+                <w:color w:val="1d2125"/>
+              </w:rPr>
+            </w:pPr>
+            <w:r>
+              <w:rPr>
+                <w:rFonts w:ascii="SimSun" w:cs="SimSun" w:eastAsia="SimSun" w:hAnsi="SimSun"/>
+                <w:color w:val="1d2125"/>
+                <w:rtl w:val="0"/>
+              </w:rPr>
+              <w:t xml:space="preserve">Stages, Drop(中介表)</w:t>
+            </w:r>
+          </w:p>
+        </w:tc>
+        <w:tc>
+          <w:tcPr>
+            <w:shd w:fill="auto" w:val="clear"/>
+            <w:tcMar>
+              <w:top w:w="100.0" w:type="dxa"/>
+              <w:left w:w="100.0" w:type="dxa"/>
+              <w:bottom w:w="100.0" w:type="dxa"/>
+              <w:right w:w="100.0" w:type="dxa"/>
+            </w:tcMar>
+            <w:vAlign w:val="top"/>
+          </w:tcPr>
+          <w:p>
+            <w:pPr>
+              <w:widowControl w:val="0"/>
+              <w:spacing w:line="240" w:lineRule="auto"/>
+              <w:rPr>
+                <w:rFonts w:ascii="Roboto" w:cs="Roboto" w:eastAsia="Roboto" w:hAnsi="Roboto"/>
+                <w:color w:val="1d2125"/>
+              </w:rPr>
+            </w:pPr>
+            <w:r>
+              <w:rPr>
+                <w:rFonts w:ascii="Roboto" w:cs="Roboto" w:eastAsia="Roboto" w:hAnsi="Roboto"/>
+                <w:color w:val="1d2125"/>
+                <w:rtl w:val="0"/>
+              </w:rPr>
+              <w:t xml:space="preserve">INSERT</w:t>
+            </w:r>
+            <w:r>
+              <w:rPr>
+                <w:rtl w:val="0"/>
+              </w:rPr>
+            </w:r>
+          </w:p>
+        </w:tc>
+      </w:tr>
+      <w:tr>
+        <w:trPr>
+          <w:cantSplit w:val="0"/>
+          <w:tblHeader w:val="0"/>
+        </w:trPr>
         <w:tc>
           <w:tcPr>
             <w:shd w:fill="auto" w:val="clear"/>
@@ -6273,14 +7195,80 @@
             </w:pPr>
             <w:r>
               <w:rPr>
+                <w:rFonts w:ascii="SimSun" w:cs="SimSun" w:eastAsia="SimSun" w:hAnsi="SimSun"/>
+                <w:color w:val="1d2125"/>
+                <w:rtl w:val="0"/>
+              </w:rPr>
+              <w:t xml:space="preserve">刪除關卡</w:t>
+            </w:r>
+          </w:p>
+        </w:tc>
+        <w:tc>
+          <w:tcPr>
+            <w:shd w:fill="auto" w:val="clear"/>
+            <w:tcMar>
+              <w:top w:w="100.0" w:type="dxa"/>
+              <w:left w:w="100.0" w:type="dxa"/>
+              <w:bottom w:w="100.0" w:type="dxa"/>
+              <w:right w:w="100.0" w:type="dxa"/>
+            </w:tcMar>
+            <w:vAlign w:val="top"/>
+          </w:tcPr>
+          <w:p>
+            <w:pPr>
+              <w:widowControl w:val="0"/>
+              <w:spacing w:line="240" w:lineRule="auto"/>
+              <w:rPr>
                 <w:rFonts w:ascii="Roboto" w:cs="Roboto" w:eastAsia="Roboto" w:hAnsi="Roboto"/>
                 <w:color w:val="1d2125"/>
-                <w:rtl w:val="0"/>
-              </w:rPr>
-              <w:t xml:space="preserve">Operators</w:t>
-            </w:r>
-          </w:p>
-        </w:tc>
+              </w:rPr>
+            </w:pPr>
+            <w:r>
+              <w:rPr>
+                <w:rFonts w:ascii="Roboto" w:cs="Roboto" w:eastAsia="Roboto" w:hAnsi="Roboto"/>
+                <w:color w:val="1d2125"/>
+                <w:rtl w:val="0"/>
+              </w:rPr>
+              <w:t xml:space="preserve">Stages</w:t>
+            </w:r>
+          </w:p>
+        </w:tc>
+        <w:tc>
+          <w:tcPr>
+            <w:shd w:fill="auto" w:val="clear"/>
+            <w:tcMar>
+              <w:top w:w="100.0" w:type="dxa"/>
+              <w:left w:w="100.0" w:type="dxa"/>
+              <w:bottom w:w="100.0" w:type="dxa"/>
+              <w:right w:w="100.0" w:type="dxa"/>
+            </w:tcMar>
+            <w:vAlign w:val="top"/>
+          </w:tcPr>
+          <w:p>
+            <w:pPr>
+              <w:widowControl w:val="0"/>
+              <w:spacing w:line="240" w:lineRule="auto"/>
+              <w:rPr>
+                <w:rFonts w:ascii="Roboto" w:cs="Roboto" w:eastAsia="Roboto" w:hAnsi="Roboto"/>
+                <w:color w:val="1d2125"/>
+              </w:rPr>
+            </w:pPr>
+            <w:r>
+              <w:rPr>
+                <w:rFonts w:ascii="Roboto" w:cs="Roboto" w:eastAsia="Roboto" w:hAnsi="Roboto"/>
+                <w:color w:val="1d2125"/>
+                <w:rtl w:val="0"/>
+              </w:rPr>
+              <w:t xml:space="preserve">DELETE</w:t>
+            </w:r>
+          </w:p>
+        </w:tc>
+      </w:tr>
+      <w:tr>
+        <w:trPr>
+          <w:cantSplit w:val="0"/>
+          <w:tblHeader w:val="0"/>
+        </w:trPr>
         <w:tc>
           <w:tcPr>
             <w:shd w:fill="auto" w:val="clear"/>
@@ -6316,20 +7304,14 @@
             </w:pPr>
             <w:r>
               <w:rPr>
-                <w:rFonts w:ascii="Roboto" w:cs="Roboto" w:eastAsia="Roboto" w:hAnsi="Roboto"/>
-                <w:color w:val="1d2125"/>
-                <w:rtl w:val="0"/>
-              </w:rPr>
-              <w:t xml:space="preserve">SELECT</w:t>
-            </w:r>
-          </w:p>
-        </w:tc>
-      </w:tr>
-      <w:tr>
-        <w:trPr>
-          <w:cantSplit w:val="0"/>
-          <w:tblHeader w:val="0"/>
-        </w:trPr>
+                <w:rFonts w:ascii="SimSun" w:cs="SimSun" w:eastAsia="SimSun" w:hAnsi="SimSun"/>
+                <w:color w:val="1d2125"/>
+                <w:rtl w:val="0"/>
+              </w:rPr>
+              <w:t xml:space="preserve">查詢角色</w:t>
+            </w:r>
+          </w:p>
+        </w:tc>
         <w:tc>
           <w:tcPr>
             <w:shd w:fill="auto" w:val="clear"/>
@@ -6365,80 +7347,14 @@
             </w:pPr>
             <w:r>
               <w:rPr>
-                <w:rFonts w:ascii="SimSun" w:cs="SimSun" w:eastAsia="SimSun" w:hAnsi="SimSun"/>
-                <w:color w:val="1d2125"/>
-                <w:rtl w:val="0"/>
-              </w:rPr>
-              <w:t xml:space="preserve">新增角色</w:t>
-            </w:r>
-          </w:p>
-        </w:tc>
-        <w:tc>
-          <w:tcPr>
-            <w:shd w:fill="auto" w:val="clear"/>
-            <w:tcMar>
-              <w:top w:w="100.0" w:type="dxa"/>
-              <w:left w:w="100.0" w:type="dxa"/>
-              <w:bottom w:w="100.0" w:type="dxa"/>
-              <w:right w:w="100.0" w:type="dxa"/>
-            </w:tcMar>
-            <w:vAlign w:val="top"/>
-          </w:tcPr>
-          <w:p>
-            <w:pPr>
-              <w:widowControl w:val="0"/>
-              <w:spacing w:line="240" w:lineRule="auto"/>
-              <w:rPr>
                 <w:rFonts w:ascii="Roboto" w:cs="Roboto" w:eastAsia="Roboto" w:hAnsi="Roboto"/>
                 <w:color w:val="1d2125"/>
-              </w:rPr>
-            </w:pPr>
-            <w:r>
-              <w:rPr>
-                <w:rFonts w:ascii="Roboto" w:cs="Roboto" w:eastAsia="Roboto" w:hAnsi="Roboto"/>
-                <w:color w:val="1d2125"/>
-                <w:rtl w:val="0"/>
-              </w:rPr>
-              <w:t xml:space="preserve">Operators, Operator_State, Operator_Profile</w:t>
-            </w:r>
-          </w:p>
-        </w:tc>
-        <w:tc>
-          <w:tcPr>
-            <w:shd w:fill="auto" w:val="clear"/>
-            <w:tcMar>
-              <w:top w:w="100.0" w:type="dxa"/>
-              <w:left w:w="100.0" w:type="dxa"/>
-              <w:bottom w:w="100.0" w:type="dxa"/>
-              <w:right w:w="100.0" w:type="dxa"/>
-            </w:tcMar>
-            <w:vAlign w:val="top"/>
-          </w:tcPr>
-          <w:p>
-            <w:pPr>
-              <w:widowControl w:val="0"/>
-              <w:spacing w:line="240" w:lineRule="auto"/>
-              <w:rPr>
-                <w:rFonts w:ascii="Roboto" w:cs="Roboto" w:eastAsia="Roboto" w:hAnsi="Roboto"/>
-                <w:color w:val="1d2125"/>
-              </w:rPr>
-            </w:pPr>
-            <w:r>
-              <w:rPr>
-                <w:rFonts w:ascii="Roboto" w:cs="Roboto" w:eastAsia="Roboto" w:hAnsi="Roboto"/>
-                <w:color w:val="1d2125"/>
-                <w:rtl w:val="0"/>
-              </w:rPr>
-              <w:t xml:space="preserve">INSERT</w:t>
-            </w:r>
-          </w:p>
-        </w:tc>
-      </w:tr>
-      <w:tr>
-        <w:trPr>
-          <w:cantSplit w:val="0"/>
-          <w:tblHeader w:val="0"/>
-        </w:trPr>
+                <w:rtl w:val="0"/>
+              </w:rPr>
+              <w:t xml:space="preserve">Operators</w:t>
+            </w:r>
+          </w:p>
+        </w:tc>
         <w:tc>
           <w:tcPr>
             <w:shd w:fill="auto" w:val="clear"/>
@@ -6474,14 +7390,20 @@
             </w:pPr>
             <w:r>
               <w:rPr>
-                <w:rFonts w:ascii="SimSun" w:cs="SimSun" w:eastAsia="SimSun" w:hAnsi="SimSun"/>
-                <w:color w:val="1d2125"/>
-                <w:rtl w:val="0"/>
-              </w:rPr>
-              <w:t xml:space="preserve">刪除角色</w:t>
-            </w:r>
-          </w:p>
-        </w:tc>
+                <w:rFonts w:ascii="Roboto" w:cs="Roboto" w:eastAsia="Roboto" w:hAnsi="Roboto"/>
+                <w:color w:val="1d2125"/>
+                <w:rtl w:val="0"/>
+              </w:rPr>
+              <w:t xml:space="preserve">SELECT</w:t>
+            </w:r>
+          </w:p>
+        </w:tc>
+      </w:tr>
+      <w:tr>
+        <w:trPr>
+          <w:cantSplit w:val="0"/>
+          <w:tblHeader w:val="0"/>
+        </w:trPr>
         <w:tc>
           <w:tcPr>
             <w:shd w:fill="auto" w:val="clear"/>
@@ -6495,8 +7417,21 @@
           </w:tcPr>
           <w:p>
             <w:pPr>
+              <w:keepNext w:val="0"/>
+              <w:keepLines w:val="0"/>
+              <w:pageBreakBefore w:val="0"/>
               <w:widowControl w:val="0"/>
-              <w:spacing w:line="240" w:lineRule="auto"/>
+              <w:pBdr>
+                <w:top w:space="0" w:sz="0" w:val="nil"/>
+                <w:left w:space="0" w:sz="0" w:val="nil"/>
+                <w:bottom w:space="0" w:sz="0" w:val="nil"/>
+                <w:right w:space="0" w:sz="0" w:val="nil"/>
+                <w:between w:space="0" w:sz="0" w:val="nil"/>
+              </w:pBdr>
+              <w:shd w:fill="auto" w:val="clear"/>
+              <w:spacing w:after="0" w:before="0" w:line="240" w:lineRule="auto"/>
+              <w:ind w:left="0" w:right="0" w:firstLine="0"/>
+              <w:jc w:val="left"/>
               <w:rPr>
                 <w:rFonts w:ascii="Roboto" w:cs="Roboto" w:eastAsia="Roboto" w:hAnsi="Roboto"/>
                 <w:color w:val="1d2125"/>
@@ -6504,11 +7439,11 @@
             </w:pPr>
             <w:r>
               <w:rPr>
-                <w:rFonts w:ascii="Roboto" w:cs="Roboto" w:eastAsia="Roboto" w:hAnsi="Roboto"/>
-                <w:color w:val="1d2125"/>
-                <w:rtl w:val="0"/>
-              </w:rPr>
-              <w:t xml:space="preserve">Operators, Operator_State, Operator_Profile, Own</w:t>
+                <w:rFonts w:ascii="SimSun" w:cs="SimSun" w:eastAsia="SimSun" w:hAnsi="SimSun"/>
+                <w:color w:val="1d2125"/>
+                <w:rtl w:val="0"/>
+              </w:rPr>
+              <w:t xml:space="preserve">新增角色</w:t>
             </w:r>
           </w:p>
         </w:tc>
@@ -6538,12 +7473,478 @@
                 <w:color w:val="1d2125"/>
                 <w:rtl w:val="0"/>
               </w:rPr>
+              <w:t xml:space="preserve">Operators, Operator_State, Operator_Profile</w:t>
+            </w:r>
+          </w:p>
+        </w:tc>
+        <w:tc>
+          <w:tcPr>
+            <w:shd w:fill="auto" w:val="clear"/>
+            <w:tcMar>
+              <w:top w:w="100.0" w:type="dxa"/>
+              <w:left w:w="100.0" w:type="dxa"/>
+              <w:bottom w:w="100.0" w:type="dxa"/>
+              <w:right w:w="100.0" w:type="dxa"/>
+            </w:tcMar>
+            <w:vAlign w:val="top"/>
+          </w:tcPr>
+          <w:p>
+            <w:pPr>
+              <w:widowControl w:val="0"/>
+              <w:spacing w:line="240" w:lineRule="auto"/>
+              <w:rPr>
+                <w:rFonts w:ascii="Roboto" w:cs="Roboto" w:eastAsia="Roboto" w:hAnsi="Roboto"/>
+                <w:color w:val="1d2125"/>
+              </w:rPr>
+            </w:pPr>
+            <w:r>
+              <w:rPr>
+                <w:rFonts w:ascii="Roboto" w:cs="Roboto" w:eastAsia="Roboto" w:hAnsi="Roboto"/>
+                <w:color w:val="1d2125"/>
+                <w:rtl w:val="0"/>
+              </w:rPr>
+              <w:t xml:space="preserve">INSERT</w:t>
+            </w:r>
+          </w:p>
+        </w:tc>
+      </w:tr>
+      <w:tr>
+        <w:trPr>
+          <w:cantSplit w:val="0"/>
+          <w:tblHeader w:val="0"/>
+        </w:trPr>
+        <w:tc>
+          <w:tcPr>
+            <w:shd w:fill="auto" w:val="clear"/>
+            <w:tcMar>
+              <w:top w:w="100.0" w:type="dxa"/>
+              <w:left w:w="100.0" w:type="dxa"/>
+              <w:bottom w:w="100.0" w:type="dxa"/>
+              <w:right w:w="100.0" w:type="dxa"/>
+            </w:tcMar>
+            <w:vAlign w:val="top"/>
+          </w:tcPr>
+          <w:p>
+            <w:pPr>
+              <w:keepNext w:val="0"/>
+              <w:keepLines w:val="0"/>
+              <w:pageBreakBefore w:val="0"/>
+              <w:widowControl w:val="0"/>
+              <w:pBdr>
+                <w:top w:space="0" w:sz="0" w:val="nil"/>
+                <w:left w:space="0" w:sz="0" w:val="nil"/>
+                <w:bottom w:space="0" w:sz="0" w:val="nil"/>
+                <w:right w:space="0" w:sz="0" w:val="nil"/>
+                <w:between w:space="0" w:sz="0" w:val="nil"/>
+              </w:pBdr>
+              <w:shd w:fill="auto" w:val="clear"/>
+              <w:spacing w:after="0" w:before="0" w:line="240" w:lineRule="auto"/>
+              <w:ind w:left="0" w:right="0" w:firstLine="0"/>
+              <w:jc w:val="left"/>
+              <w:rPr>
+                <w:rFonts w:ascii="Roboto" w:cs="Roboto" w:eastAsia="Roboto" w:hAnsi="Roboto"/>
+                <w:color w:val="1d2125"/>
+              </w:rPr>
+            </w:pPr>
+            <w:r>
+              <w:rPr>
+                <w:rFonts w:ascii="SimSun" w:cs="SimSun" w:eastAsia="SimSun" w:hAnsi="SimSun"/>
+                <w:color w:val="1d2125"/>
+                <w:rtl w:val="0"/>
+              </w:rPr>
+              <w:t xml:space="preserve">新增持有幹員</w:t>
+            </w:r>
+          </w:p>
+        </w:tc>
+        <w:tc>
+          <w:tcPr>
+            <w:shd w:fill="auto" w:val="clear"/>
+            <w:tcMar>
+              <w:top w:w="100.0" w:type="dxa"/>
+              <w:left w:w="100.0" w:type="dxa"/>
+              <w:bottom w:w="100.0" w:type="dxa"/>
+              <w:right w:w="100.0" w:type="dxa"/>
+            </w:tcMar>
+            <w:vAlign w:val="top"/>
+          </w:tcPr>
+          <w:p>
+            <w:pPr>
+              <w:widowControl w:val="0"/>
+              <w:spacing w:line="240" w:lineRule="auto"/>
+              <w:rPr>
+                <w:rFonts w:ascii="Roboto" w:cs="Roboto" w:eastAsia="Roboto" w:hAnsi="Roboto"/>
+                <w:color w:val="1d2125"/>
+              </w:rPr>
+            </w:pPr>
+            <w:r>
+              <w:rPr>
+                <w:rFonts w:ascii="Roboto" w:cs="Roboto" w:eastAsia="Roboto" w:hAnsi="Roboto"/>
+                <w:color w:val="1d2125"/>
+                <w:rtl w:val="0"/>
+              </w:rPr>
+              <w:t xml:space="preserve">User_Operator</w:t>
+            </w:r>
+          </w:p>
+        </w:tc>
+        <w:tc>
+          <w:tcPr>
+            <w:shd w:fill="auto" w:val="clear"/>
+            <w:tcMar>
+              <w:top w:w="100.0" w:type="dxa"/>
+              <w:left w:w="100.0" w:type="dxa"/>
+              <w:bottom w:w="100.0" w:type="dxa"/>
+              <w:right w:w="100.0" w:type="dxa"/>
+            </w:tcMar>
+            <w:vAlign w:val="top"/>
+          </w:tcPr>
+          <w:p>
+            <w:pPr>
+              <w:widowControl w:val="0"/>
+              <w:spacing w:line="240" w:lineRule="auto"/>
+              <w:rPr>
+                <w:rFonts w:ascii="Roboto" w:cs="Roboto" w:eastAsia="Roboto" w:hAnsi="Roboto"/>
+                <w:color w:val="1d2125"/>
+              </w:rPr>
+            </w:pPr>
+            <w:r>
+              <w:rPr>
+                <w:rFonts w:ascii="Roboto" w:cs="Roboto" w:eastAsia="Roboto" w:hAnsi="Roboto"/>
+                <w:color w:val="1d2125"/>
+                <w:rtl w:val="0"/>
+              </w:rPr>
+              <w:t xml:space="preserve">INSERT</w:t>
+            </w:r>
+          </w:p>
+        </w:tc>
+      </w:tr>
+      <w:tr>
+        <w:trPr>
+          <w:cantSplit w:val="0"/>
+          <w:tblHeader w:val="0"/>
+        </w:trPr>
+        <w:tc>
+          <w:tcPr>
+            <w:shd w:fill="auto" w:val="clear"/>
+            <w:tcMar>
+              <w:top w:w="100.0" w:type="dxa"/>
+              <w:left w:w="100.0" w:type="dxa"/>
+              <w:bottom w:w="100.0" w:type="dxa"/>
+              <w:right w:w="100.0" w:type="dxa"/>
+            </w:tcMar>
+            <w:vAlign w:val="top"/>
+          </w:tcPr>
+          <w:p>
+            <w:pPr>
+              <w:keepNext w:val="0"/>
+              <w:keepLines w:val="0"/>
+              <w:pageBreakBefore w:val="0"/>
+              <w:widowControl w:val="0"/>
+              <w:pBdr>
+                <w:top w:space="0" w:sz="0" w:val="nil"/>
+                <w:left w:space="0" w:sz="0" w:val="nil"/>
+                <w:bottom w:space="0" w:sz="0" w:val="nil"/>
+                <w:right w:space="0" w:sz="0" w:val="nil"/>
+                <w:between w:space="0" w:sz="0" w:val="nil"/>
+              </w:pBdr>
+              <w:shd w:fill="auto" w:val="clear"/>
+              <w:spacing w:after="0" w:before="0" w:line="240" w:lineRule="auto"/>
+              <w:ind w:left="0" w:right="0" w:firstLine="0"/>
+              <w:jc w:val="left"/>
+              <w:rPr>
+                <w:rFonts w:ascii="Roboto" w:cs="Roboto" w:eastAsia="Roboto" w:hAnsi="Roboto"/>
+                <w:color w:val="1d2125"/>
+              </w:rPr>
+            </w:pPr>
+            <w:r>
+              <w:rPr>
+                <w:rFonts w:ascii="SimSun" w:cs="SimSun" w:eastAsia="SimSun" w:hAnsi="SimSun"/>
+                <w:color w:val="1d2125"/>
+                <w:rtl w:val="0"/>
+              </w:rPr>
+              <w:t xml:space="preserve">更新持有幹員</w:t>
+            </w:r>
+          </w:p>
+        </w:tc>
+        <w:tc>
+          <w:tcPr>
+            <w:shd w:fill="auto" w:val="clear"/>
+            <w:tcMar>
+              <w:top w:w="100.0" w:type="dxa"/>
+              <w:left w:w="100.0" w:type="dxa"/>
+              <w:bottom w:w="100.0" w:type="dxa"/>
+              <w:right w:w="100.0" w:type="dxa"/>
+            </w:tcMar>
+            <w:vAlign w:val="top"/>
+          </w:tcPr>
+          <w:p>
+            <w:pPr>
+              <w:widowControl w:val="0"/>
+              <w:spacing w:line="240" w:lineRule="auto"/>
+              <w:rPr>
+                <w:rFonts w:ascii="Roboto" w:cs="Roboto" w:eastAsia="Roboto" w:hAnsi="Roboto"/>
+                <w:color w:val="1d2125"/>
+              </w:rPr>
+            </w:pPr>
+            <w:r>
+              <w:rPr>
+                <w:rFonts w:ascii="Roboto" w:cs="Roboto" w:eastAsia="Roboto" w:hAnsi="Roboto"/>
+                <w:color w:val="1d2125"/>
+                <w:rtl w:val="0"/>
+              </w:rPr>
+              <w:t xml:space="preserve">User_Operator</w:t>
+            </w:r>
+          </w:p>
+        </w:tc>
+        <w:tc>
+          <w:tcPr>
+            <w:shd w:fill="auto" w:val="clear"/>
+            <w:tcMar>
+              <w:top w:w="100.0" w:type="dxa"/>
+              <w:left w:w="100.0" w:type="dxa"/>
+              <w:bottom w:w="100.0" w:type="dxa"/>
+              <w:right w:w="100.0" w:type="dxa"/>
+            </w:tcMar>
+            <w:vAlign w:val="top"/>
+          </w:tcPr>
+          <w:p>
+            <w:pPr>
+              <w:widowControl w:val="0"/>
+              <w:spacing w:line="240" w:lineRule="auto"/>
+              <w:rPr>
+                <w:rFonts w:ascii="Roboto" w:cs="Roboto" w:eastAsia="Roboto" w:hAnsi="Roboto"/>
+                <w:color w:val="1d2125"/>
+              </w:rPr>
+            </w:pPr>
+            <w:r>
+              <w:rPr>
+                <w:rFonts w:ascii="Roboto" w:cs="Roboto" w:eastAsia="Roboto" w:hAnsi="Roboto"/>
+                <w:color w:val="1d2125"/>
+                <w:rtl w:val="0"/>
+              </w:rPr>
+              <w:t xml:space="preserve">UPDATE</w:t>
+            </w:r>
+          </w:p>
+        </w:tc>
+      </w:tr>
+      <w:tr>
+        <w:trPr>
+          <w:cantSplit w:val="0"/>
+          <w:tblHeader w:val="0"/>
+        </w:trPr>
+        <w:tc>
+          <w:tcPr>
+            <w:shd w:fill="auto" w:val="clear"/>
+            <w:tcMar>
+              <w:top w:w="100.0" w:type="dxa"/>
+              <w:left w:w="100.0" w:type="dxa"/>
+              <w:bottom w:w="100.0" w:type="dxa"/>
+              <w:right w:w="100.0" w:type="dxa"/>
+            </w:tcMar>
+            <w:vAlign w:val="top"/>
+          </w:tcPr>
+          <w:p>
+            <w:pPr>
+              <w:keepNext w:val="0"/>
+              <w:keepLines w:val="0"/>
+              <w:pageBreakBefore w:val="0"/>
+              <w:widowControl w:val="0"/>
+              <w:pBdr>
+                <w:top w:space="0" w:sz="0" w:val="nil"/>
+                <w:left w:space="0" w:sz="0" w:val="nil"/>
+                <w:bottom w:space="0" w:sz="0" w:val="nil"/>
+                <w:right w:space="0" w:sz="0" w:val="nil"/>
+                <w:between w:space="0" w:sz="0" w:val="nil"/>
+              </w:pBdr>
+              <w:shd w:fill="auto" w:val="clear"/>
+              <w:spacing w:after="0" w:before="0" w:line="240" w:lineRule="auto"/>
+              <w:ind w:left="0" w:right="0" w:firstLine="0"/>
+              <w:jc w:val="left"/>
+              <w:rPr>
+                <w:rFonts w:ascii="Roboto" w:cs="Roboto" w:eastAsia="Roboto" w:hAnsi="Roboto"/>
+                <w:color w:val="1d2125"/>
+              </w:rPr>
+            </w:pPr>
+            <w:r>
+              <w:rPr>
+                <w:rFonts w:ascii="SimSun" w:cs="SimSun" w:eastAsia="SimSun" w:hAnsi="SimSun"/>
+                <w:color w:val="1d2125"/>
+                <w:rtl w:val="0"/>
+              </w:rPr>
+              <w:t xml:space="preserve">刪除角色</w:t>
+            </w:r>
+          </w:p>
+        </w:tc>
+        <w:tc>
+          <w:tcPr>
+            <w:shd w:fill="auto" w:val="clear"/>
+            <w:tcMar>
+              <w:top w:w="100.0" w:type="dxa"/>
+              <w:left w:w="100.0" w:type="dxa"/>
+              <w:bottom w:w="100.0" w:type="dxa"/>
+              <w:right w:w="100.0" w:type="dxa"/>
+            </w:tcMar>
+            <w:vAlign w:val="top"/>
+          </w:tcPr>
+          <w:p>
+            <w:pPr>
+              <w:widowControl w:val="0"/>
+              <w:spacing w:line="240" w:lineRule="auto"/>
+              <w:rPr>
+                <w:rFonts w:ascii="Roboto" w:cs="Roboto" w:eastAsia="Roboto" w:hAnsi="Roboto"/>
+                <w:color w:val="1d2125"/>
+              </w:rPr>
+            </w:pPr>
+            <w:r>
+              <w:rPr>
+                <w:rFonts w:ascii="Roboto" w:cs="Roboto" w:eastAsia="Roboto" w:hAnsi="Roboto"/>
+                <w:color w:val="1d2125"/>
+                <w:rtl w:val="0"/>
+              </w:rPr>
+              <w:t xml:space="preserve">Operators, Operator_State, Operator_Profile, Own</w:t>
+            </w:r>
+          </w:p>
+        </w:tc>
+        <w:tc>
+          <w:tcPr>
+            <w:shd w:fill="auto" w:val="clear"/>
+            <w:tcMar>
+              <w:top w:w="100.0" w:type="dxa"/>
+              <w:left w:w="100.0" w:type="dxa"/>
+              <w:bottom w:w="100.0" w:type="dxa"/>
+              <w:right w:w="100.0" w:type="dxa"/>
+            </w:tcMar>
+            <w:vAlign w:val="top"/>
+          </w:tcPr>
+          <w:p>
+            <w:pPr>
+              <w:widowControl w:val="0"/>
+              <w:spacing w:line="240" w:lineRule="auto"/>
+              <w:rPr>
+                <w:rFonts w:ascii="Roboto" w:cs="Roboto" w:eastAsia="Roboto" w:hAnsi="Roboto"/>
+                <w:color w:val="1d2125"/>
+              </w:rPr>
+            </w:pPr>
+            <w:r>
+              <w:rPr>
+                <w:rFonts w:ascii="Roboto" w:cs="Roboto" w:eastAsia="Roboto" w:hAnsi="Roboto"/>
+                <w:color w:val="1d2125"/>
+                <w:rtl w:val="0"/>
+              </w:rPr>
               <w:t xml:space="preserve">DELETE</w:t>
             </w:r>
             <w:r>
               <w:rPr>
                 <w:rtl w:val="0"/>
               </w:rPr>
+            </w:r>
+          </w:p>
+        </w:tc>
+      </w:tr>
+      <w:tr>
+        <w:trPr>
+          <w:cantSplit w:val="0"/>
+          <w:tblHeader w:val="0"/>
+        </w:trPr>
+        <w:tc>
+          <w:tcPr>
+            <w:shd w:fill="auto" w:val="clear"/>
+            <w:tcMar>
+              <w:top w:w="100.0" w:type="dxa"/>
+              <w:left w:w="100.0" w:type="dxa"/>
+              <w:bottom w:w="100.0" w:type="dxa"/>
+              <w:right w:w="100.0" w:type="dxa"/>
+            </w:tcMar>
+            <w:vAlign w:val="top"/>
+          </w:tcPr>
+          <w:p>
+            <w:pPr>
+              <w:keepNext w:val="0"/>
+              <w:keepLines w:val="0"/>
+              <w:pageBreakBefore w:val="0"/>
+              <w:widowControl w:val="0"/>
+              <w:pBdr>
+                <w:top w:space="0" w:sz="0" w:val="nil"/>
+                <w:left w:space="0" w:sz="0" w:val="nil"/>
+                <w:bottom w:space="0" w:sz="0" w:val="nil"/>
+                <w:right w:space="0" w:sz="0" w:val="nil"/>
+                <w:between w:space="0" w:sz="0" w:val="nil"/>
+              </w:pBdr>
+              <w:shd w:fill="auto" w:val="clear"/>
+              <w:spacing w:after="0" w:before="0" w:line="240" w:lineRule="auto"/>
+              <w:ind w:left="0" w:right="0" w:firstLine="0"/>
+              <w:jc w:val="left"/>
+              <w:rPr>
+                <w:rFonts w:ascii="Roboto" w:cs="Roboto" w:eastAsia="Roboto" w:hAnsi="Roboto"/>
+                <w:color w:val="1d2125"/>
+              </w:rPr>
+            </w:pPr>
+            <w:r>
+              <w:rPr>
+                <w:rFonts w:ascii="SimSun" w:cs="SimSun" w:eastAsia="SimSun" w:hAnsi="SimSun"/>
+                <w:color w:val="1d2125"/>
+                <w:rtl w:val="0"/>
+              </w:rPr>
+              <w:t xml:space="preserve">查詢素材掉落</w:t>
+            </w:r>
+          </w:p>
+        </w:tc>
+        <w:tc>
+          <w:tcPr>
+            <w:shd w:fill="auto" w:val="clear"/>
+            <w:tcMar>
+              <w:top w:w="100.0" w:type="dxa"/>
+              <w:left w:w="100.0" w:type="dxa"/>
+              <w:bottom w:w="100.0" w:type="dxa"/>
+              <w:right w:w="100.0" w:type="dxa"/>
+            </w:tcMar>
+            <w:vAlign w:val="top"/>
+          </w:tcPr>
+          <w:p>
+            <w:pPr>
+              <w:widowControl w:val="0"/>
+              <w:spacing w:line="240" w:lineRule="auto"/>
+              <w:rPr>
+                <w:rFonts w:ascii="Roboto" w:cs="Roboto" w:eastAsia="Roboto" w:hAnsi="Roboto"/>
+                <w:color w:val="1d2125"/>
+              </w:rPr>
+            </w:pPr>
+            <w:r>
+              <w:rPr>
+                <w:rFonts w:ascii="SimSun" w:cs="SimSun" w:eastAsia="SimSun" w:hAnsi="SimSun"/>
+                <w:color w:val="1d2125"/>
+                <w:rtl w:val="0"/>
+              </w:rPr>
+              <w:t xml:space="preserve">Stages, Drop (中介表), Materials</w:t>
+            </w:r>
+          </w:p>
+        </w:tc>
+        <w:tc>
+          <w:tcPr>
+            <w:shd w:fill="auto" w:val="clear"/>
+            <w:tcMar>
+              <w:top w:w="100.0" w:type="dxa"/>
+              <w:left w:w="100.0" w:type="dxa"/>
+              <w:bottom w:w="100.0" w:type="dxa"/>
+              <w:right w:w="100.0" w:type="dxa"/>
+            </w:tcMar>
+            <w:vAlign w:val="top"/>
+          </w:tcPr>
+          <w:p>
+            <w:pPr>
+              <w:widowControl w:val="0"/>
+              <w:spacing w:line="240" w:lineRule="auto"/>
+              <w:rPr>
+                <w:rFonts w:ascii="Roboto" w:cs="Roboto" w:eastAsia="Roboto" w:hAnsi="Roboto"/>
+                <w:color w:val="1d2125"/>
+              </w:rPr>
+            </w:pPr>
+            <w:r>
+              <w:rPr>
+                <w:rFonts w:ascii="Roboto" w:cs="Roboto" w:eastAsia="Roboto" w:hAnsi="Roboto"/>
+                <w:color w:val="1d2125"/>
+                <w:rtl w:val="0"/>
+              </w:rPr>
+              <w:t xml:space="preserve">SELECT + JOIN</w:t>
             </w:r>
           </w:p>
         </w:tc>
